--- a/svoyo-delo/대본/6부/03화_Platezhi.docx
+++ b/svoyo-delo/대본/6부/03화_Platezhi.docx
@@ -756,7 +756,7 @@
         <w:t xml:space="preserve"> </w:t>
       </w:r>
       <w:r>
-        <w:t xml:space="preserve">- 규칙: 지문 없음. 전 화 100% 「화자명: 대사」. 1턴 18단어 이내 + 긴 턴 10~15회(30~55단어). 문법 초점(B2+): 수동·무인칭(платёж задерживается; проведён; не прописано), 조건(Если деньги вернутся…), 간접 화법(Он сказал, что…), 부정 대명사(никто, ничего).</w:t>
+        <w:t xml:space="preserve">- 규칙: 지문 없음. 전 화 100% 「화자명: 대사」. 1턴 24단어 이내 + 긴 턴 10~15회(35~60단어). 문법 초점(B2+): 수동·무인칭(платёж задерживается; проведён; не прописано), 조건(Если деньги вернутся…), 간접 화법(Он сказал, что…), 부정 대명사(никто, ничего).</w:t>
       </w:r>
       <w:r>
         <w:t xml:space="preserve"> </w:t>
@@ -1060,119 +1060,119 @@
         <w:pStyle w:val="FirstParagraph"/>
       </w:pPr>
       <w:r>
-        <w:t xml:space="preserve">IRINA: Ксения Павловна, доброе утро. Белова. «Мост Медикал». Третий раз за неделю. Платёж в Корею.</w:t>
-      </w:r>
-    </w:p>
-    <w:p>
-      <w:pPr>
-        <w:pStyle w:val="BodyText"/>
-      </w:pPr>
-      <w:r>
-        <w:t xml:space="preserve">RYZHOVA: Ирина Сергеевна, я помню. Садитесь. Новости есть. Плохие и непонятные.</w:t>
-      </w:r>
-    </w:p>
-    <w:p>
-      <w:pPr>
-        <w:pStyle w:val="BodyText"/>
-      </w:pPr>
-      <w:r>
-        <w:t xml:space="preserve">IRINA: Начните с непонятных. Плохие я уже знаю.</w:t>
-      </w:r>
-    </w:p>
-    <w:p>
-      <w:pPr>
-        <w:pStyle w:val="BodyText"/>
-      </w:pPr>
-      <w:r>
-        <w:t xml:space="preserve">RYZHOVA: Банк-корреспондент прислал новый запрос. Четвёртый. Теперь им нужно письмо от производителя. Что товар — не двойного назначения.</w:t>
-      </w:r>
-    </w:p>
-    <w:p>
-      <w:pPr>
-        <w:pStyle w:val="BodyText"/>
-      </w:pPr>
-      <w:r>
-        <w:t xml:space="preserve">IRINA: Двойного назначения? Это гиалуроновый гель. Для губ. Из него не сделаешь ракету.</w:t>
-      </w:r>
-    </w:p>
-    <w:p>
-      <w:pPr>
-        <w:pStyle w:val="BodyText"/>
-      </w:pPr>
-      <w:r>
-        <w:t xml:space="preserve">RYZHOVA: Я знаю. Вы знаете. Их комплаенс — не знает. У них робот. Он видит «Корея», «Россия», «медицина» — и останавливает.</w:t>
-      </w:r>
-    </w:p>
-    <w:p>
-      <w:pPr>
-        <w:pStyle w:val="BodyText"/>
-      </w:pPr>
-      <w:r>
-        <w:t xml:space="preserve">IRINA: А код ТН ВЭД? Мы же указали. Изделие медицинское. Регистрационное удостоверение. Всё приложено.</w:t>
-      </w:r>
-    </w:p>
-    <w:p>
-      <w:pPr>
-        <w:pStyle w:val="BodyText"/>
-      </w:pPr>
-      <w:r>
-        <w:t xml:space="preserve">RYZHOVA: Приложено. Они прочитали. И попросили ещё. Это не про вас лично, Ирина Сергеевна. Это про всех, кто платит из России в Азию. У меня сорок клиентов с такими платежами. Все стоят. Кто неделю, кто месяц.</w:t>
-      </w:r>
-    </w:p>
-    <w:p>
-      <w:pPr>
-        <w:pStyle w:val="BodyText"/>
-      </w:pPr>
-      <w:r>
-        <w:t xml:space="preserve">KIRILL: Сорок клиентов? И все — в Корею?</w:t>
-      </w:r>
-    </w:p>
-    <w:p>
-      <w:pPr>
-        <w:pStyle w:val="BodyText"/>
-      </w:pPr>
-      <w:r>
-        <w:t xml:space="preserve">IRINA: Сорок. И сколько прошли?</w:t>
-      </w:r>
-    </w:p>
-    <w:p>
-      <w:pPr>
-        <w:pStyle w:val="BodyText"/>
-      </w:pPr>
-      <w:r>
-        <w:t xml:space="preserve">RYZHOVA: Двое. За месяц. Оба — с письмами от производителя. На бланке. С печатью. С подписью директора.</w:t>
-      </w:r>
-    </w:p>
-    <w:p>
-      <w:pPr>
-        <w:pStyle w:val="BodyText"/>
-      </w:pPr>
-      <w:r>
-        <w:t xml:space="preserve">IRINA: Значит, нужно письмо Седжин. На бланке. Сегодня.</w:t>
-      </w:r>
-    </w:p>
-    <w:p>
-      <w:pPr>
-        <w:pStyle w:val="BodyText"/>
-      </w:pPr>
-      <w:r>
-        <w:t xml:space="preserve">RYZHOVA: Сегодня — не поможет. Корреспондент отвечает пять рабочих дней. Минимум.</w:t>
-      </w:r>
-    </w:p>
-    <w:p>
-      <w:pPr>
-        <w:pStyle w:val="BodyText"/>
-      </w:pPr>
-      <w:r>
-        <w:t xml:space="preserve">IRINA: Пять дней. А Седжин ждёт деньги в среду.</w:t>
-      </w:r>
-    </w:p>
-    <w:p>
-      <w:pPr>
-        <w:pStyle w:val="BodyText"/>
-      </w:pPr>
-      <w:r>
-        <w:t xml:space="preserve">RYZHOVA: Тогда у вас два варианта. Ждать. Или вернуть платёж и отправить заново. Другим путём.</w:t>
+        <w:t xml:space="preserve">IRINA: Ксения Павловна, доброе утро, это Белова из «Мост Медикал». Я у вас уже третий раз за неделю, всё по тому же платежу в Корею.</w:t>
+      </w:r>
+    </w:p>
+    <w:p>
+      <w:pPr>
+        <w:pStyle w:val="BodyText"/>
+      </w:pPr>
+      <w:r>
+        <w:t xml:space="preserve">RYZHOVA: Ирина Сергеевна, я помню, садитесь. Новости есть, но они плохие и к тому же непонятные.</w:t>
+      </w:r>
+    </w:p>
+    <w:p>
+      <w:pPr>
+        <w:pStyle w:val="BodyText"/>
+      </w:pPr>
+      <w:r>
+        <w:t xml:space="preserve">IRINA: Тогда начните с непонятных, потому что плохие я и так уже знаю.</w:t>
+      </w:r>
+    </w:p>
+    <w:p>
+      <w:pPr>
+        <w:pStyle w:val="BodyText"/>
+      </w:pPr>
+      <w:r>
+        <w:t xml:space="preserve">RYZHOVA: Банк-корреспондент прислал новый запрос, уже четвёртый. Теперь им нужно письмо от производителя о том, что товар — не двойного назначения.</w:t>
+      </w:r>
+    </w:p>
+    <w:p>
+      <w:pPr>
+        <w:pStyle w:val="BodyText"/>
+      </w:pPr>
+      <w:r>
+        <w:t xml:space="preserve">IRINA: Двойного назначения? Это же гиалуроновый гель для губ, из него при всём желании не сделаешь ракету.</w:t>
+      </w:r>
+    </w:p>
+    <w:p>
+      <w:pPr>
+        <w:pStyle w:val="BodyText"/>
+      </w:pPr>
+      <w:r>
+        <w:t xml:space="preserve">RYZHOVA: Я это знаю, и вы знаете, а их комплаенс не знает. У них работает робот: он видит слова «Корея», «Россия», «медицина» — и останавливает платёж.</w:t>
+      </w:r>
+    </w:p>
+    <w:p>
+      <w:pPr>
+        <w:pStyle w:val="BodyText"/>
+      </w:pPr>
+      <w:r>
+        <w:t xml:space="preserve">IRINA: А код ТН ВЭД? Мы же его указали, и там написано, что это изделие медицинское. Регистрационное удостоверение тоже приложено.</w:t>
+      </w:r>
+    </w:p>
+    <w:p>
+      <w:pPr>
+        <w:pStyle w:val="BodyText"/>
+      </w:pPr>
+      <w:r>
+        <w:t xml:space="preserve">RYZHOVA: Приложено, и они всё прочитали, но попросили ещё. Это не про вас лично, Ирина Сергеевна, а про всех, кто платит из России в Азию. У меня сорок клиентов с такими платежами, и все они стоят: кто неделю, кто уже месяц.</w:t>
+      </w:r>
+    </w:p>
+    <w:p>
+      <w:pPr>
+        <w:pStyle w:val="BodyText"/>
+      </w:pPr>
+      <w:r>
+        <w:t xml:space="preserve">KIRILL: Сорок клиентов? И все они платят в Корею?</w:t>
+      </w:r>
+    </w:p>
+    <w:p>
+      <w:pPr>
+        <w:pStyle w:val="BodyText"/>
+      </w:pPr>
+      <w:r>
+        <w:t xml:space="preserve">IRINA: Сорок клиентов. А сколько из них в итоге прошли?</w:t>
+      </w:r>
+    </w:p>
+    <w:p>
+      <w:pPr>
+        <w:pStyle w:val="BodyText"/>
+      </w:pPr>
+      <w:r>
+        <w:t xml:space="preserve">RYZHOVA: За месяц прошли только двое, и оба с письмами от производителя: на бланке, с печатью и с подписью директора.</w:t>
+      </w:r>
+    </w:p>
+    <w:p>
+      <w:pPr>
+        <w:pStyle w:val="BodyText"/>
+      </w:pPr>
+      <w:r>
+        <w:t xml:space="preserve">IRINA: Значит, нам нужно письмо Седжин на бланке, и желательно сегодня же.</w:t>
+      </w:r>
+    </w:p>
+    <w:p>
+      <w:pPr>
+        <w:pStyle w:val="BodyText"/>
+      </w:pPr>
+      <w:r>
+        <w:t xml:space="preserve">RYZHOVA: Сегодня это уже не поможет, потому что корреспондент отвечает минимум пять рабочих дней.</w:t>
+      </w:r>
+    </w:p>
+    <w:p>
+      <w:pPr>
+        <w:pStyle w:val="BodyText"/>
+      </w:pPr>
+      <w:r>
+        <w:t xml:space="preserve">IRINA: Пять дней… А Седжин ждёт деньги уже в среду.</w:t>
+      </w:r>
+    </w:p>
+    <w:p>
+      <w:pPr>
+        <w:pStyle w:val="BodyText"/>
+      </w:pPr>
+      <w:r>
+        <w:t xml:space="preserve">RYZHOVA: Тогда у вас два варианта: либо ждать, либо вернуть платёж и отправить его заново, другим путём.</w:t>
       </w:r>
     </w:p>
     <w:bookmarkEnd w:id="21"/>
@@ -1190,279 +1190,279 @@
         <w:pStyle w:val="FirstParagraph"/>
       </w:pPr>
       <w:r>
-        <w:t xml:space="preserve">IRINA: Платёж задерживается. Официально. Четвёртый запрос. Теперь — письмо от производителя про двойное назначение.</w:t>
-      </w:r>
-    </w:p>
-    <w:p>
-      <w:pPr>
-        <w:pStyle w:val="BodyText"/>
-      </w:pPr>
-      <w:r>
-        <w:t xml:space="preserve">ALEKSEY: Для геля? Двойное назначение?</w:t>
-      </w:r>
-    </w:p>
-    <w:p>
-      <w:pPr>
-        <w:pStyle w:val="BodyText"/>
-      </w:pPr>
-      <w:r>
-        <w:t xml:space="preserve">IRINA: Робот не читает, что такое гель. Робот видит три слова. И нажимает «стоп».</w:t>
-      </w:r>
-    </w:p>
-    <w:p>
-      <w:pPr>
-        <w:pStyle w:val="BodyText"/>
-      </w:pPr>
-      <w:r>
-        <w:t xml:space="preserve">OLGA: Это я знаю. Двадцать лет экспертиз. Только тогда роботами были люди. Они тоже не читали.</w:t>
-      </w:r>
-    </w:p>
-    <w:p>
-      <w:pPr>
-        <w:pStyle w:val="BodyText"/>
-      </w:pPr>
-      <w:r>
-        <w:t xml:space="preserve">ALEKSEY: Люди хотя бы извинялись. Иногда.</w:t>
-      </w:r>
-    </w:p>
-    <w:p>
-      <w:pPr>
-        <w:pStyle w:val="BodyText"/>
-      </w:pPr>
-      <w:r>
-        <w:t xml:space="preserve">OLGA: Иногда. Раз в пять лет. Перед пенсией.</w:t>
-      </w:r>
-    </w:p>
-    <w:p>
-      <w:pPr>
-        <w:pStyle w:val="BodyText"/>
-      </w:pPr>
-      <w:r>
-        <w:t xml:space="preserve">KIRILL: А если отправить по-другому? Через другой банк? Другую валюту?</w:t>
-      </w:r>
-    </w:p>
-    <w:p>
-      <w:pPr>
-        <w:pStyle w:val="BodyText"/>
-      </w:pPr>
-      <w:r>
-        <w:t xml:space="preserve">IRINA: Можно. Но платёж, который висит, — это миллион восемьсот тысяч долларов. Он не у нас и не у Седжин. Он где-то между. Чтобы отправить заново, его надо вернуть. А возврат — тоже пять дней. И комиссия. И курс.</w:t>
-      </w:r>
-    </w:p>
-    <w:p>
-      <w:pPr>
-        <w:pStyle w:val="BodyText"/>
-      </w:pPr>
-      <w:r>
-        <w:t xml:space="preserve">ALEKSEY: Курс. Если деньги вернутся через пять дней — по какому курсу?</w:t>
-      </w:r>
-    </w:p>
-    <w:p>
-      <w:pPr>
-        <w:pStyle w:val="BodyText"/>
-      </w:pPr>
-      <w:r>
-        <w:t xml:space="preserve">IRINA: По тому, который будет. Может, лучше. Может, хуже. Это рулетка.</w:t>
-      </w:r>
-    </w:p>
-    <w:p>
-      <w:pPr>
-        <w:pStyle w:val="BodyText"/>
-      </w:pPr>
-      <w:r>
-        <w:t xml:space="preserve">OLGA: Ещё вариант. Попросить Седжин подождать. Официально. Отсрочка платежа.</w:t>
-      </w:r>
-    </w:p>
-    <w:p>
-      <w:pPr>
-        <w:pStyle w:val="BodyText"/>
-      </w:pPr>
-      <w:r>
-        <w:t xml:space="preserve">ALEKSEY: Доюн говорил: у них в бухгалтерии уже спрашивают. Отсрочка на этот платёж — и на следующий…</w:t>
-      </w:r>
-    </w:p>
-    <w:p>
-      <w:pPr>
-        <w:pStyle w:val="BodyText"/>
-      </w:pPr>
-      <w:r>
-        <w:t xml:space="preserve">IRINA: …то это будет уже не платёж. Это будет просьба. А у президента в понедельник — решение по курсу. Просить в ту же неделю, когда он решает, делить ли с нами убыток, — это совсем не вовремя. Это как просить скидку на экзамене.</w:t>
-      </w:r>
-    </w:p>
-    <w:p>
-      <w:pPr>
-        <w:pStyle w:val="BodyText"/>
-      </w:pPr>
-      <w:r>
-        <w:t xml:space="preserve">DOYUN: Лёша, я на связи. Слышу. Президент перенёс решение. Он сказал: «Сначала пусть дойдут деньги. Потом поговорим о будущем».</w:t>
-      </w:r>
-    </w:p>
-    <w:p>
-      <w:pPr>
-        <w:pStyle w:val="BodyText"/>
-      </w:pPr>
-      <w:r>
-        <w:t xml:space="preserve">ALEKSEY: Перенёс? Из-за платежа?</w:t>
-      </w:r>
-    </w:p>
-    <w:p>
-      <w:pPr>
-        <w:pStyle w:val="BodyText"/>
-      </w:pPr>
-      <w:r>
-        <w:t xml:space="preserve">DOYUN: Не из-за недоверия. Он говорит: «Нельзя решать про будущее, когда прошлое висит в воздухе». Это его слова.</w:t>
-      </w:r>
-    </w:p>
-    <w:p>
-      <w:pPr>
-        <w:pStyle w:val="BodyText"/>
-      </w:pPr>
-      <w:r>
-        <w:t xml:space="preserve">IRINA: Хорошо. Тогда нам нужно письмо Седжин. Про двойное назначение. На бланке. С печатью.</w:t>
-      </w:r>
-    </w:p>
-    <w:p>
-      <w:pPr>
-        <w:pStyle w:val="BodyText"/>
-      </w:pPr>
-      <w:r>
-        <w:t xml:space="preserve">DOYUN: Спрошу Сохи. Она отвечает за документы. Но наш юрист сейчас очень осторожный. «Россию» читает трижды.</w:t>
-      </w:r>
-    </w:p>
-    <w:p>
-      <w:pPr>
-        <w:pStyle w:val="BodyText"/>
-      </w:pPr>
-      <w:r>
-        <w:t xml:space="preserve">OLGA: Три раза — это хорошо. Я тоже читаю три раза. Пусть читает. Только быстро.</w:t>
-      </w:r>
-    </w:p>
-    <w:p>
-      <w:pPr>
-        <w:pStyle w:val="BodyText"/>
-      </w:pPr>
-      <w:r>
-        <w:t xml:space="preserve">KIRILL: Можно ещё вопрос? Мне вчера написал человек. Аркадий. Говорит — «платёжный агент». Может перевести в Корею за два дня. Комиссия — три процента. Без вопросов, без писем, без корреспондентов. Он прислал отзывы. Двадцать компаний.</w:t>
-      </w:r>
-    </w:p>
-    <w:p>
-      <w:pPr>
-        <w:pStyle w:val="BodyText"/>
-      </w:pPr>
-      <w:r>
-        <w:t xml:space="preserve">IRINA: «Без вопросов». Кирилл, это самое страшное словосочетание в моей профессии.</w:t>
-      </w:r>
-    </w:p>
-    <w:p>
-      <w:pPr>
-        <w:pStyle w:val="BodyText"/>
-      </w:pPr>
-      <w:r>
-        <w:t xml:space="preserve">KIRILL: Почему? Он говорит, все так делают сейчас. Все сорок клиентов этого банка.</w:t>
-      </w:r>
-    </w:p>
-    <w:p>
-      <w:pPr>
-        <w:pStyle w:val="BodyText"/>
-      </w:pPr>
-      <w:r>
-        <w:t xml:space="preserve">OLGA: «Все так делают». Дима бы уже насторожился.</w:t>
-      </w:r>
-    </w:p>
-    <w:p>
-      <w:pPr>
-        <w:pStyle w:val="BodyText"/>
-      </w:pPr>
-      <w:r>
-        <w:t xml:space="preserve">IRINA: «Без вопросов» значит: деньги пойдут через счета, которых мы не видим. Через фирмы, которых нет. Через страны, о которых мы не знаем. Седжин получит деньги — от кого? Не от «Моста». От какой-то фирмы в третьей стране. И когда их банк спросит: «Кто вам платит?» — Седжин не сможет ответить.</w:t>
-      </w:r>
-    </w:p>
-    <w:p>
-      <w:pPr>
-        <w:pStyle w:val="BodyText"/>
-      </w:pPr>
-      <w:r>
-        <w:t xml:space="preserve">ALEKSEY: И тогда вопросы будут уже не к нашему банку. К Седжин. К их экспорту.</w:t>
-      </w:r>
-    </w:p>
-    <w:p>
-      <w:pPr>
-        <w:pStyle w:val="BodyText"/>
-      </w:pPr>
-      <w:r>
-        <w:t xml:space="preserve">KIRILL: Понял. Я не знал. Я его заблокирую?</w:t>
-      </w:r>
-    </w:p>
-    <w:p>
-      <w:pPr>
-        <w:pStyle w:val="BodyText"/>
-      </w:pPr>
-      <w:r>
-        <w:t xml:space="preserve">IRINA: Не блокируй. Ответь вежливо: «Спасибо, нет». И сохрани переписку. Ольге Петровне.</w:t>
-      </w:r>
-    </w:p>
-    <w:p>
-      <w:pPr>
-        <w:pStyle w:val="BodyText"/>
-      </w:pPr>
-      <w:r>
-        <w:t xml:space="preserve">OLGA: Сохрани. Я люблю переписки с такими. Потом они пригождаются.</w:t>
-      </w:r>
-    </w:p>
-    <w:p>
-      <w:pPr>
-        <w:pStyle w:val="BodyText"/>
-      </w:pPr>
-      <w:r>
-        <w:t xml:space="preserve">KIRILL: Сохранил. В папку «Аркадий». Она пока тонкая.</w:t>
-      </w:r>
-    </w:p>
-    <w:p>
-      <w:pPr>
-        <w:pStyle w:val="BodyText"/>
-      </w:pPr>
-      <w:r>
-        <w:t xml:space="preserve">ALEKSEY: Значит, план. Первое — письмо Седжин. Сегодня. Второе — ждём пять дней. Третье — ищем второй путь. Чистый. С документами.</w:t>
-      </w:r>
-    </w:p>
-    <w:p>
-      <w:pPr>
-        <w:pStyle w:val="BodyText"/>
-      </w:pPr>
-      <w:r>
-        <w:t xml:space="preserve">IRINA: Второй путь… Есть одна мысль. Айгерим. Алматы. У её банка — прямые отношения с Кореей.</w:t>
-      </w:r>
-    </w:p>
-    <w:p>
-      <w:pPr>
-        <w:pStyle w:val="BodyText"/>
-      </w:pPr>
-      <w:r>
-        <w:t xml:space="preserve">ALEKSEY: Через Казахстан? Это законно?</w:t>
-      </w:r>
-    </w:p>
-    <w:p>
-      <w:pPr>
-        <w:pStyle w:val="BodyText"/>
-      </w:pPr>
-      <w:r>
-        <w:t xml:space="preserve">OLGA: Законно, если платим мы. Со своего счёта. В казахстанском банке. Открытом на «Мост», с нашими документами, нашим контрактом, нашим инвойсом. Не через чужие фирмы. Это не агент. Это просто второй счёт. Как вторая дверь в доме.</w:t>
-      </w:r>
-    </w:p>
-    <w:p>
-      <w:pPr>
-        <w:pStyle w:val="BodyText"/>
-      </w:pPr>
-      <w:r>
-        <w:t xml:space="preserve">IRINA: Открыть счёт в Алматы — две недели. Минимум. Это не на среду. Это — на следующий раз.</w:t>
-      </w:r>
-    </w:p>
-    <w:p>
-      <w:pPr>
-        <w:pStyle w:val="BodyText"/>
-      </w:pPr>
-      <w:r>
-        <w:t xml:space="preserve">ALEKSEY: Тогда начинаем сегодня. Чтобы следующего «четвёртого запроса» не было.</w:t>
+        <w:t xml:space="preserve">IRINA: Платёж задерживается, теперь уже официально. Пришёл четвёртый запрос: им нужно письмо от производителя про двойное назначение.</w:t>
+      </w:r>
+    </w:p>
+    <w:p>
+      <w:pPr>
+        <w:pStyle w:val="BodyText"/>
+      </w:pPr>
+      <w:r>
+        <w:t xml:space="preserve">ALEKSEY: Двойное назначение — для геля? Они это серьёзно?</w:t>
+      </w:r>
+    </w:p>
+    <w:p>
+      <w:pPr>
+        <w:pStyle w:val="BodyText"/>
+      </w:pPr>
+      <w:r>
+        <w:t xml:space="preserve">IRINA: Робот не читает, что такое гель. Он видит три слова и нажимает «стоп», вот и всё.</w:t>
+      </w:r>
+    </w:p>
+    <w:p>
+      <w:pPr>
+        <w:pStyle w:val="BodyText"/>
+      </w:pPr>
+      <w:r>
+        <w:t xml:space="preserve">OLGA: Это мне знакомо по двадцати годам экспертиз. Только тогда роботами были люди, и они тоже ничего не читали.</w:t>
+      </w:r>
+    </w:p>
+    <w:p>
+      <w:pPr>
+        <w:pStyle w:val="BodyText"/>
+      </w:pPr>
+      <w:r>
+        <w:t xml:space="preserve">ALEKSEY: Зато люди хотя бы извинялись, пусть и не всегда.</w:t>
+      </w:r>
+    </w:p>
+    <w:p>
+      <w:pPr>
+        <w:pStyle w:val="BodyText"/>
+      </w:pPr>
+      <w:r>
+        <w:t xml:space="preserve">OLGA: Извинялись, но редко: примерно раз в пять лет, обычно перед пенсией.</w:t>
+      </w:r>
+    </w:p>
+    <w:p>
+      <w:pPr>
+        <w:pStyle w:val="BodyText"/>
+      </w:pPr>
+      <w:r>
+        <w:t xml:space="preserve">KIRILL: А если отправить деньги по-другому — через другой банк или в другой валюте?</w:t>
+      </w:r>
+    </w:p>
+    <w:p>
+      <w:pPr>
+        <w:pStyle w:val="BodyText"/>
+      </w:pPr>
+      <w:r>
+        <w:t xml:space="preserve">IRINA: Можно, но платёж, который висит, — это миллион восемьсот тысяч долларов. Он сейчас ни у нас, ни у Седжин, а где-то между. Чтобы отправить его заново, его надо сначала вернуть, а возврат тоже занимает пять дней. К тому же будет комиссия, и ещё неизвестно, какой будет курс.</w:t>
+      </w:r>
+    </w:p>
+    <w:p>
+      <w:pPr>
+        <w:pStyle w:val="BodyText"/>
+      </w:pPr>
+      <w:r>
+        <w:t xml:space="preserve">ALEKSEY: Вот именно, курс. Если деньги вернутся через пять дней, по какому курсу мы их получим?</w:t>
+      </w:r>
+    </w:p>
+    <w:p>
+      <w:pPr>
+        <w:pStyle w:val="BodyText"/>
+      </w:pPr>
+      <w:r>
+        <w:t xml:space="preserve">IRINA: По тому, который будет в тот день. Может, лучше, а может, хуже, так что это рулетка.</w:t>
+      </w:r>
+    </w:p>
+    <w:p>
+      <w:pPr>
+        <w:pStyle w:val="BodyText"/>
+      </w:pPr>
+      <w:r>
+        <w:t xml:space="preserve">OLGA: Есть ещё вариант: официально попросить Седжин подождать, то есть оформить отсрочку платежа.</w:t>
+      </w:r>
+    </w:p>
+    <w:p>
+      <w:pPr>
+        <w:pStyle w:val="BodyText"/>
+      </w:pPr>
+      <w:r>
+        <w:t xml:space="preserve">ALEKSEY: Доюн говорил, что у них в бухгалтерии уже спрашивают. Если мы попросим отсрочку на этот платёж, а потом и на следующий…</w:t>
+      </w:r>
+    </w:p>
+    <w:p>
+      <w:pPr>
+        <w:pStyle w:val="BodyText"/>
+      </w:pPr>
+      <w:r>
+        <w:t xml:space="preserve">IRINA: …то это будет уже не платёж, а просьба. А у президента в понедельник решение по курсу. Просить в ту же неделю, когда он решает, делить ли с нами убыток, — это совсем не вовремя. Это всё равно что просить скидку прямо на экзамене.</w:t>
+      </w:r>
+    </w:p>
+    <w:p>
+      <w:pPr>
+        <w:pStyle w:val="BodyText"/>
+      </w:pPr>
+      <w:r>
+        <w:t xml:space="preserve">DOYUN: Лёша, я на связи и всё слышу. Президент перенёс решение. Он сказал: «Сначала пусть дойдут деньги, а потом поговорим о будущем».</w:t>
+      </w:r>
+    </w:p>
+    <w:p>
+      <w:pPr>
+        <w:pStyle w:val="BodyText"/>
+      </w:pPr>
+      <w:r>
+        <w:t xml:space="preserve">ALEKSEY: Перенёс? Неужели из-за этого платежа?</w:t>
+      </w:r>
+    </w:p>
+    <w:p>
+      <w:pPr>
+        <w:pStyle w:val="BodyText"/>
+      </w:pPr>
+      <w:r>
+        <w:t xml:space="preserve">DOYUN: Да, но не из-за недоверия. Он говорит: «Нельзя решать про будущее, когда прошлое висит в воздухе». Это его собственные слова.</w:t>
+      </w:r>
+    </w:p>
+    <w:p>
+      <w:pPr>
+        <w:pStyle w:val="BodyText"/>
+      </w:pPr>
+      <w:r>
+        <w:t xml:space="preserve">IRINA: Хорошо. Тогда нам нужно письмо Седжин про двойное назначение, на бланке и с печатью.</w:t>
+      </w:r>
+    </w:p>
+    <w:p>
+      <w:pPr>
+        <w:pStyle w:val="BodyText"/>
+      </w:pPr>
+      <w:r>
+        <w:t xml:space="preserve">DOYUN: Я спрошу Сохи, она отвечает за документы. Но наш юрист сейчас очень осторожный и каждое слово «Россия» читает трижды.</w:t>
+      </w:r>
+    </w:p>
+    <w:p>
+      <w:pPr>
+        <w:pStyle w:val="BodyText"/>
+      </w:pPr>
+      <w:r>
+        <w:t xml:space="preserve">OLGA: Три раза — это хорошо, я тоже читаю три раза. Пусть читает, только быстро.</w:t>
+      </w:r>
+    </w:p>
+    <w:p>
+      <w:pPr>
+        <w:pStyle w:val="BodyText"/>
+      </w:pPr>
+      <w:r>
+        <w:t xml:space="preserve">KIRILL: Можно ещё вопрос? Вчера мне написал человек по имени Аркадий, он называет себя «платёжный агент». Говорит, что может перевести деньги в Корею за два дня с комиссией три процента. Без вопросов, без писем и без корреспондентов. Он даже прислал отзывы от двадцати компаний.</w:t>
+      </w:r>
+    </w:p>
+    <w:p>
+      <w:pPr>
+        <w:pStyle w:val="BodyText"/>
+      </w:pPr>
+      <w:r>
+        <w:t xml:space="preserve">IRINA: «Без вопросов»… Кирилл, это самое страшное словосочетание в моей профессии.</w:t>
+      </w:r>
+    </w:p>
+    <w:p>
+      <w:pPr>
+        <w:pStyle w:val="BodyText"/>
+      </w:pPr>
+      <w:r>
+        <w:t xml:space="preserve">KIRILL: Почему? Он говорит, что сейчас все так делают, все сорок клиентов этого банка.</w:t>
+      </w:r>
+    </w:p>
+    <w:p>
+      <w:pPr>
+        <w:pStyle w:val="BodyText"/>
+      </w:pPr>
+      <w:r>
+        <w:t xml:space="preserve">OLGA: «Все так делают» — Дима бы на этих словах уже насторожился.</w:t>
+      </w:r>
+    </w:p>
+    <w:p>
+      <w:pPr>
+        <w:pStyle w:val="BodyText"/>
+      </w:pPr>
+      <w:r>
+        <w:t xml:space="preserve">IRINA: «Без вопросов» значит: деньги пойдут через счета, которых мы не видим. Через фирмы, которых нет. Через страны, о которых мы не знаем. Седжин получит деньги — от кого? Не от «Моста», а от какой-то фирмы в третьей стране. И когда их банк спросит: «Кто вам платит?» — Седжин не сможет ответить, и виноваты будем мы.</w:t>
+      </w:r>
+    </w:p>
+    <w:p>
+      <w:pPr>
+        <w:pStyle w:val="BodyText"/>
+      </w:pPr>
+      <w:r>
+        <w:t xml:space="preserve">ALEKSEY: И тогда вопросы будут уже не к нашему банку, а к Седжин и к их экспорту.</w:t>
+      </w:r>
+    </w:p>
+    <w:p>
+      <w:pPr>
+        <w:pStyle w:val="BodyText"/>
+      </w:pPr>
+      <w:r>
+        <w:t xml:space="preserve">KIRILL: Понял, я этого не знал. Мне его заблокировать?</w:t>
+      </w:r>
+    </w:p>
+    <w:p>
+      <w:pPr>
+        <w:pStyle w:val="BodyText"/>
+      </w:pPr>
+      <w:r>
+        <w:t xml:space="preserve">IRINA: Не блокируй. Ответь вежливо: «Спасибо, нет». И сохрани всю переписку для Ольги Петровны.</w:t>
+      </w:r>
+    </w:p>
+    <w:p>
+      <w:pPr>
+        <w:pStyle w:val="BodyText"/>
+      </w:pPr>
+      <w:r>
+        <w:t xml:space="preserve">OLGA: Да, сохрани. Я люблю переписки с такими людьми, потому что потом они пригождаются.</w:t>
+      </w:r>
+    </w:p>
+    <w:p>
+      <w:pPr>
+        <w:pStyle w:val="BodyText"/>
+      </w:pPr>
+      <w:r>
+        <w:t xml:space="preserve">KIRILL: Сохранил в папку «Аркадий». Пока она совсем тонкая.</w:t>
+      </w:r>
+    </w:p>
+    <w:p>
+      <w:pPr>
+        <w:pStyle w:val="BodyText"/>
+      </w:pPr>
+      <w:r>
+        <w:t xml:space="preserve">ALEKSEY: Значит, план такой. Первое — письмо Седжин, сегодня. Второе — ждём пять дней. Третье — ищем второй путь, чистый и с документами.</w:t>
+      </w:r>
+    </w:p>
+    <w:p>
+      <w:pPr>
+        <w:pStyle w:val="BodyText"/>
+      </w:pPr>
+      <w:r>
+        <w:t xml:space="preserve">IRINA: Насчёт второго пути у меня есть одна мысль. У Айгерим в Алматы банк, у которого прямые отношения с Кореей.</w:t>
+      </w:r>
+    </w:p>
+    <w:p>
+      <w:pPr>
+        <w:pStyle w:val="BodyText"/>
+      </w:pPr>
+      <w:r>
+        <w:t xml:space="preserve">ALEKSEY: Через Казахстан? А это законно?</w:t>
+      </w:r>
+    </w:p>
+    <w:p>
+      <w:pPr>
+        <w:pStyle w:val="BodyText"/>
+      </w:pPr>
+      <w:r>
+        <w:t xml:space="preserve">OLGA: Законно, если платим мы сами, со своего счёта в казахстанском банке. Счёт должен быть открыт на «Мост», с нашими документами, нашим контрактом и нашим инвойсом, а не через чужие фирмы. Это не агент, это просто второй счёт, как вторая дверь в доме.</w:t>
+      </w:r>
+    </w:p>
+    <w:p>
+      <w:pPr>
+        <w:pStyle w:val="BodyText"/>
+      </w:pPr>
+      <w:r>
+        <w:t xml:space="preserve">IRINA: Открыть счёт в Алматы — это минимум две недели. Так что это не на среду, а на следующий раз.</w:t>
+      </w:r>
+    </w:p>
+    <w:p>
+      <w:pPr>
+        <w:pStyle w:val="BodyText"/>
+      </w:pPr>
+      <w:r>
+        <w:t xml:space="preserve">ALEKSEY: Тогда начинаем сегодня, чтобы следующего «четвёртого запроса» у нас уже не было.</w:t>
       </w:r>
     </w:p>
     <w:bookmarkEnd w:id="22"/>
@@ -1480,239 +1480,239 @@
         <w:pStyle w:val="FirstParagraph"/>
       </w:pPr>
       <w:r>
-        <w:t xml:space="preserve">SOHEE: Алексей, Ирина, здравствуйте. Это Сохи. Письмо готово. Почти.</w:t>
-      </w:r>
-    </w:p>
-    <w:p>
-      <w:pPr>
-        <w:pStyle w:val="BodyText"/>
-      </w:pPr>
-      <w:r>
-        <w:t xml:space="preserve">IRINA: Почти? Сохи, что значит «почти»?</w:t>
-      </w:r>
-    </w:p>
-    <w:p>
-      <w:pPr>
-        <w:pStyle w:val="BodyText"/>
-      </w:pPr>
-      <w:r>
-        <w:t xml:space="preserve">SOHEE: Юрист хочет написать: «Не двойного назначения. Согласно корейскому закону об экспортном контроле». С номером закона.</w:t>
-      </w:r>
-    </w:p>
-    <w:p>
-      <w:pPr>
-        <w:pStyle w:val="BodyText"/>
-      </w:pPr>
-      <w:r>
-        <w:t xml:space="preserve">OLGA: С номером закона — это прекрасно. Банки любят номера. Номера их успокаивают.</w:t>
-      </w:r>
-    </w:p>
-    <w:p>
-      <w:pPr>
-        <w:pStyle w:val="BodyText"/>
-      </w:pPr>
-      <w:r>
-        <w:t xml:space="preserve">SOHEE: Но юрист говорит — подписать должен президент. Не я. Президент сейчас в Сеуле. Вернётся завтра.</w:t>
-      </w:r>
-    </w:p>
-    <w:p>
-      <w:pPr>
-        <w:pStyle w:val="BodyText"/>
-      </w:pPr>
-      <w:r>
-        <w:t xml:space="preserve">IRINA: Завтра — среда. А корреспондент — пять дней.</w:t>
-      </w:r>
-    </w:p>
-    <w:p>
-      <w:pPr>
-        <w:pStyle w:val="BodyText"/>
-      </w:pPr>
-      <w:r>
-        <w:t xml:space="preserve">SOHEE: Я знаю. Я пошла к президенту. Утром. До Сеула.</w:t>
-      </w:r>
-    </w:p>
-    <w:p>
-      <w:pPr>
-        <w:pStyle w:val="BodyText"/>
-      </w:pPr>
-      <w:r>
-        <w:t xml:space="preserve">ALEKSEY: Вы пошли к президенту? Сами?</w:t>
-      </w:r>
-    </w:p>
-    <w:p>
-      <w:pPr>
-        <w:pStyle w:val="BodyText"/>
-      </w:pPr>
-      <w:r>
-        <w:t xml:space="preserve">SOHEE: Сама. Двадцать лет работаю. Первый раз пошла без вызова. Сказала: «Россия ждёт подпись. Один лист».</w:t>
-      </w:r>
-    </w:p>
-    <w:p>
-      <w:pPr>
-        <w:pStyle w:val="BodyText"/>
-      </w:pPr>
-      <w:r>
-        <w:t xml:space="preserve">DOYUN: Я видел. Она стояла у двери кабинета с одним листом. Секретарь сказал — нельзя, президент занят. Сохи сказала — можно. По-русски. Секретарь не понял ни слова, но испугался. Он никогда не видел Сохи такой.</w:t>
-      </w:r>
-    </w:p>
-    <w:p>
-      <w:pPr>
-        <w:pStyle w:val="BodyText"/>
-      </w:pPr>
-      <w:r>
-        <w:t xml:space="preserve">SOHEE: Президент подписал. Не читая. Сказал: «Если Сохи пришла без вызова — значит, важно». Потом прочитал.</w:t>
-      </w:r>
-    </w:p>
-    <w:p>
-      <w:pPr>
-        <w:pStyle w:val="BodyText"/>
-      </w:pPr>
-      <w:r>
-        <w:t xml:space="preserve">IRINA: Сохи. Вы… Спасибо. Я пришлю вам шоколадку. От Ольги Петровны.</w:t>
-      </w:r>
-    </w:p>
-    <w:p>
-      <w:pPr>
-        <w:pStyle w:val="BodyText"/>
-      </w:pPr>
-      <w:r>
-        <w:t xml:space="preserve">OLGA: Моя шоколадка? Ладно. Сохи заслужила.</w:t>
-      </w:r>
-    </w:p>
-    <w:p>
-      <w:pPr>
-        <w:pStyle w:val="BodyText"/>
-      </w:pPr>
-      <w:r>
-        <w:t xml:space="preserve">SOHEE: Письмо — PDF и оригинал курьером. Курьер — три дня. PDF — сейчас.</w:t>
-      </w:r>
-    </w:p>
-    <w:p>
-      <w:pPr>
-        <w:pStyle w:val="BodyText"/>
-      </w:pPr>
-      <w:r>
-        <w:t xml:space="preserve">IRINA: Ксения Павловна, это Белова. Письмо от производителя. На бланке. С номером закона. С подписью президента. Отправляю.</w:t>
-      </w:r>
-    </w:p>
-    <w:p>
-      <w:pPr>
-        <w:pStyle w:val="BodyText"/>
-      </w:pPr>
-      <w:r>
-        <w:t xml:space="preserve">RYZHOVA: Получила. Хорошее письмо. Лучшее из тех, что я видела. Отправляю корреспонденту. Но вы понимаете — пять дней.</w:t>
-      </w:r>
-    </w:p>
-    <w:p>
-      <w:pPr>
-        <w:pStyle w:val="BodyText"/>
-      </w:pPr>
-      <w:r>
-        <w:t xml:space="preserve">IRINA: Понимаю. Спасибо.</w:t>
-      </w:r>
-    </w:p>
-    <w:p>
-      <w:pPr>
-        <w:pStyle w:val="BodyText"/>
-      </w:pPr>
-      <w:r>
-        <w:t xml:space="preserve">ALEKSEY: Пять дней. Значит — понедельник. Седжин будет ждать до понедельника?</w:t>
-      </w:r>
-    </w:p>
-    <w:p>
-      <w:pPr>
-        <w:pStyle w:val="BodyText"/>
-      </w:pPr>
-      <w:r>
-        <w:t xml:space="preserve">DOYUN: Будет. Я поговорю с бухгалтерией. Но пени — не я решаю.</w:t>
-      </w:r>
-    </w:p>
-    <w:p>
-      <w:pPr>
-        <w:pStyle w:val="BodyText"/>
-      </w:pPr>
-      <w:r>
-        <w:t xml:space="preserve">RYZHOVA: Ирина Сергеевна, можно не по работе? Вам Аркадий писал? Платёжный агент?</w:t>
-      </w:r>
-    </w:p>
-    <w:p>
-      <w:pPr>
-        <w:pStyle w:val="BodyText"/>
-      </w:pPr>
-      <w:r>
-        <w:t xml:space="preserve">IRINA: Писал. Нашему сотруднику. А что?</w:t>
-      </w:r>
-    </w:p>
-    <w:p>
-      <w:pPr>
-        <w:pStyle w:val="BodyText"/>
-      </w:pPr>
-      <w:r>
-        <w:t xml:space="preserve">RYZHOVA: Он писал всем моим клиентам. Трое согласились. Вчера у одного счёт заблокировали — на всякий случай, по сто пятнадцатому закону. Другого вызвали в налоговую объяснять, кто такие его новые друзья в Гонконге. Я вам этого не говорила.</w:t>
-      </w:r>
-    </w:p>
-    <w:p>
-      <w:pPr>
-        <w:pStyle w:val="BodyText"/>
-      </w:pPr>
-      <w:r>
-        <w:t xml:space="preserve">IRINA: Вы не говорили. Я не слышала. Спасибо.</w:t>
-      </w:r>
-    </w:p>
-    <w:p>
-      <w:pPr>
-        <w:pStyle w:val="BodyText"/>
-      </w:pPr>
-      <w:r>
-        <w:t xml:space="preserve">KIRILL: Трое согласились? И одного заблокировали? Через день?</w:t>
-      </w:r>
-    </w:p>
-    <w:p>
-      <w:pPr>
-        <w:pStyle w:val="BodyText"/>
-      </w:pPr>
-      <w:r>
-        <w:t xml:space="preserve">IRINA: Через день. «Без вопросов» — значит, вопросы придут потом. И их будет больше.</w:t>
-      </w:r>
-    </w:p>
-    <w:p>
-      <w:pPr>
-        <w:pStyle w:val="BodyText"/>
-      </w:pPr>
-      <w:r>
-        <w:t xml:space="preserve">ALEKSEY: Кирилл, запиши. Это тоже урок. Про «все так делают».</w:t>
-      </w:r>
-    </w:p>
-    <w:p>
-      <w:pPr>
-        <w:pStyle w:val="BodyText"/>
-      </w:pPr>
-      <w:r>
-        <w:t xml:space="preserve">KIRILL: Записал. Аркадий — в отдельную папку. Ольга Петровна сказала: «пригождается».</w:t>
-      </w:r>
-    </w:p>
-    <w:p>
-      <w:pPr>
-        <w:pStyle w:val="BodyText"/>
-      </w:pPr>
-      <w:r>
-        <w:t xml:space="preserve">DOYUN: Лёша, ещё одно. Президент перед отъездом спросил меня: «Они не пошли к агентам?» Он знает про агентов, у нас тоже такие звонят. Я сказал: «Нет. Им предлагали. Они отказали». Он кивнул. И ничего не сказал.</w:t>
-      </w:r>
-    </w:p>
-    <w:p>
-      <w:pPr>
-        <w:pStyle w:val="BodyText"/>
-      </w:pPr>
-      <w:r>
-        <w:t xml:space="preserve">ALEKSEY: Кивнул. Это хорошо или плохо?</w:t>
-      </w:r>
-    </w:p>
-    <w:p>
-      <w:pPr>
-        <w:pStyle w:val="BodyText"/>
-      </w:pPr>
-      <w:r>
-        <w:t xml:space="preserve">DOYUN: Это — как у Заводчикова чай. Если кивнул — значит, будет разговор. Если нет — разговора не будет.</w:t>
+        <w:t xml:space="preserve">SOHEE: Алексей, Ирина, здравствуйте, это Сохи. Письмо готово. Почти.</w:t>
+      </w:r>
+    </w:p>
+    <w:p>
+      <w:pPr>
+        <w:pStyle w:val="BodyText"/>
+      </w:pPr>
+      <w:r>
+        <w:t xml:space="preserve">IRINA: Почти? Сохи, а что значит «почти»?</w:t>
+      </w:r>
+    </w:p>
+    <w:p>
+      <w:pPr>
+        <w:pStyle w:val="BodyText"/>
+      </w:pPr>
+      <w:r>
+        <w:t xml:space="preserve">SOHEE: Юрист хочет написать: «Не двойного назначения, согласно корейскому закону об экспортном контроле». И указать номер закона.</w:t>
+      </w:r>
+    </w:p>
+    <w:p>
+      <w:pPr>
+        <w:pStyle w:val="BodyText"/>
+      </w:pPr>
+      <w:r>
+        <w:t xml:space="preserve">OLGA: С номером закона — это прекрасно. Банки любят номера, потому что номера их успокаивают.</w:t>
+      </w:r>
+    </w:p>
+    <w:p>
+      <w:pPr>
+        <w:pStyle w:val="BodyText"/>
+      </w:pPr>
+      <w:r>
+        <w:t xml:space="preserve">SOHEE: Но юрист говорит, что подписать должен президент, а не я. А президент сейчас в Сеуле и вернётся только завтра.</w:t>
+      </w:r>
+    </w:p>
+    <w:p>
+      <w:pPr>
+        <w:pStyle w:val="BodyText"/>
+      </w:pPr>
+      <w:r>
+        <w:t xml:space="preserve">IRINA: Завтра уже среда, а корреспонденту нужно пять дней.</w:t>
+      </w:r>
+    </w:p>
+    <w:p>
+      <w:pPr>
+        <w:pStyle w:val="BodyText"/>
+      </w:pPr>
+      <w:r>
+        <w:t xml:space="preserve">SOHEE: Я знаю. Поэтому утром, до Сеула, я пошла к президенту.</w:t>
+      </w:r>
+    </w:p>
+    <w:p>
+      <w:pPr>
+        <w:pStyle w:val="BodyText"/>
+      </w:pPr>
+      <w:r>
+        <w:t xml:space="preserve">ALEKSEY: Вы пошли к президенту? Сами, без вызова?</w:t>
+      </w:r>
+    </w:p>
+    <w:p>
+      <w:pPr>
+        <w:pStyle w:val="BodyText"/>
+      </w:pPr>
+      <w:r>
+        <w:t xml:space="preserve">SOHEE: Сама. Я работаю двадцать лет и первый раз пошла без вызова. Я сказала: «Россия ждёт подпись. Один лист».</w:t>
+      </w:r>
+    </w:p>
+    <w:p>
+      <w:pPr>
+        <w:pStyle w:val="BodyText"/>
+      </w:pPr>
+      <w:r>
+        <w:t xml:space="preserve">DOYUN: Я это видел. Она стояла у двери кабинета с одним листом. Секретарь сказал, что нельзя, президент занят, а Сохи ответила, что можно, причём по-русски. Секретарь не понял ни слова, но испугался, потому что никогда не видел Сохи такой.</w:t>
+      </w:r>
+    </w:p>
+    <w:p>
+      <w:pPr>
+        <w:pStyle w:val="BodyText"/>
+      </w:pPr>
+      <w:r>
+        <w:t xml:space="preserve">SOHEE: Президент подписал, не читая, и сказал: «Если Сохи пришла без вызова — значит, важно». А прочитал уже потом.</w:t>
+      </w:r>
+    </w:p>
+    <w:p>
+      <w:pPr>
+        <w:pStyle w:val="BodyText"/>
+      </w:pPr>
+      <w:r>
+        <w:t xml:space="preserve">IRINA: Сохи, вы… Спасибо вам огромное. Я пришлю вам шоколадку, причём от Ольги Петровны.</w:t>
+      </w:r>
+    </w:p>
+    <w:p>
+      <w:pPr>
+        <w:pStyle w:val="BodyText"/>
+      </w:pPr>
+      <w:r>
+        <w:t xml:space="preserve">OLGA: Мою шоколадку? Ладно, пусть так, Сохи её заслужила.</w:t>
+      </w:r>
+    </w:p>
+    <w:p>
+      <w:pPr>
+        <w:pStyle w:val="BodyText"/>
+      </w:pPr>
+      <w:r>
+        <w:t xml:space="preserve">SOHEE: Письмо я пришлю в PDF прямо сейчас, а оригинал отправлю курьером, это три дня.</w:t>
+      </w:r>
+    </w:p>
+    <w:p>
+      <w:pPr>
+        <w:pStyle w:val="BodyText"/>
+      </w:pPr>
+      <w:r>
+        <w:t xml:space="preserve">IRINA: Ксения Павловна, это Белова. Отправляю вам письмо от производителя на бланке, с номером закона и с подписью президента.</w:t>
+      </w:r>
+    </w:p>
+    <w:p>
+      <w:pPr>
+        <w:pStyle w:val="BodyText"/>
+      </w:pPr>
+      <w:r>
+        <w:t xml:space="preserve">RYZHOVA: Получила. Это хорошее письмо, лучшее из тех, что я видела. Сейчас отправлю корреспонденту, но вы же понимаете, что это пять дней.</w:t>
+      </w:r>
+    </w:p>
+    <w:p>
+      <w:pPr>
+        <w:pStyle w:val="BodyText"/>
+      </w:pPr>
+      <w:r>
+        <w:t xml:space="preserve">IRINA: Понимаю, Ксения Павловна. Спасибо вам за помощь.</w:t>
+      </w:r>
+    </w:p>
+    <w:p>
+      <w:pPr>
+        <w:pStyle w:val="BodyText"/>
+      </w:pPr>
+      <w:r>
+        <w:t xml:space="preserve">ALEKSEY: Пять дней — значит, понедельник. Доюн, Седжин будет ждать до понедельника?</w:t>
+      </w:r>
+    </w:p>
+    <w:p>
+      <w:pPr>
+        <w:pStyle w:val="BodyText"/>
+      </w:pPr>
+      <w:r>
+        <w:t xml:space="preserve">DOYUN: Будет, я поговорю с бухгалтерией. Но про пени решаю не я, ты же понимаешь.</w:t>
+      </w:r>
+    </w:p>
+    <w:p>
+      <w:pPr>
+        <w:pStyle w:val="BodyText"/>
+      </w:pPr>
+      <w:r>
+        <w:t xml:space="preserve">RYZHOVA: Ирина Сергеевна, можно не по работе? Вам писал Аркадий, этот платёжный агент?</w:t>
+      </w:r>
+    </w:p>
+    <w:p>
+      <w:pPr>
+        <w:pStyle w:val="BodyText"/>
+      </w:pPr>
+      <w:r>
+        <w:t xml:space="preserve">IRINA: Писал, только не мне, а нашему сотруднику. А что случилось?</w:t>
+      </w:r>
+    </w:p>
+    <w:p>
+      <w:pPr>
+        <w:pStyle w:val="BodyText"/>
+      </w:pPr>
+      <w:r>
+        <w:t xml:space="preserve">RYZHOVA: Он писал всем моим клиентам, и трое согласились. Вчера у одного счёт заблокировали — на всякий случай, по сто пятнадцатому закону. А другого вызвали в налоговую объяснять, кто такие его новые друзья в Гонконге. Только я вам этого не говорила.</w:t>
+      </w:r>
+    </w:p>
+    <w:p>
+      <w:pPr>
+        <w:pStyle w:val="BodyText"/>
+      </w:pPr>
+      <w:r>
+        <w:t xml:space="preserve">IRINA: Вы ничего не говорили, а я ничего не слышала. Спасибо.</w:t>
+      </w:r>
+    </w:p>
+    <w:p>
+      <w:pPr>
+        <w:pStyle w:val="BodyText"/>
+      </w:pPr>
+      <w:r>
+        <w:t xml:space="preserve">KIRILL: Трое согласились, и одного уже заблокировали? Всего через день?</w:t>
+      </w:r>
+    </w:p>
+    <w:p>
+      <w:pPr>
+        <w:pStyle w:val="BodyText"/>
+      </w:pPr>
+      <w:r>
+        <w:t xml:space="preserve">IRINA: Через день. «Без вопросов» значит, что вопросы придут потом, и их будет гораздо больше.</w:t>
+      </w:r>
+    </w:p>
+    <w:p>
+      <w:pPr>
+        <w:pStyle w:val="BodyText"/>
+      </w:pPr>
+      <w:r>
+        <w:t xml:space="preserve">ALEKSEY: Кирилл, запиши это как урок про то, что «все так делают».</w:t>
+      </w:r>
+    </w:p>
+    <w:p>
+      <w:pPr>
+        <w:pStyle w:val="BodyText"/>
+      </w:pPr>
+      <w:r>
+        <w:t xml:space="preserve">KIRILL: Записал. Аркадия я положил в отдельную папку, потому что Ольга Петровна сказала: «пригождается».</w:t>
+      </w:r>
+    </w:p>
+    <w:p>
+      <w:pPr>
+        <w:pStyle w:val="BodyText"/>
+      </w:pPr>
+      <w:r>
+        <w:t xml:space="preserve">DOYUN: Лёша, ещё одно. Перед отъездом президент спросил меня: «Они не пошли к агентам?» Он знает про агентов, потому что у нас тоже такие звонят. Я сказал: «Нет. Им предлагали, но они отказали». Он кивнул и ничего не сказал.</w:t>
+      </w:r>
+    </w:p>
+    <w:p>
+      <w:pPr>
+        <w:pStyle w:val="BodyText"/>
+      </w:pPr>
+      <w:r>
+        <w:t xml:space="preserve">ALEKSEY: Кивнул… Это хорошо или плохо, Доюн?</w:t>
+      </w:r>
+    </w:p>
+    <w:p>
+      <w:pPr>
+        <w:pStyle w:val="BodyText"/>
+      </w:pPr>
+      <w:r>
+        <w:t xml:space="preserve">DOYUN: Это как чай у Заводчикова: если кивнул, значит, будет разговор, а если нет, разговора не будет.</w:t>
       </w:r>
     </w:p>
     <w:bookmarkEnd w:id="23"/>
@@ -1730,119 +1730,119 @@
         <w:pStyle w:val="FirstParagraph"/>
       </w:pPr>
       <w:r>
-        <w:t xml:space="preserve">IRINA: Среда. Шестнадцать ноль-ноль. Платёж не пришёл. Корреспондент молчит.</w:t>
-      </w:r>
-    </w:p>
-    <w:p>
-      <w:pPr>
-        <w:pStyle w:val="BodyText"/>
-      </w:pPr>
-      <w:r>
-        <w:t xml:space="preserve">ALEKSEY: Седжин?</w:t>
-      </w:r>
-    </w:p>
-    <w:p>
-      <w:pPr>
-        <w:pStyle w:val="BodyText"/>
-      </w:pPr>
-      <w:r>
-        <w:t xml:space="preserve">DOYUN: Бухгалтерия поставила флажок. Красный. «Просрочка». Первая за пять лет с «Мостом». Мне позвонил финансовый директор.</w:t>
-      </w:r>
-    </w:p>
-    <w:p>
-      <w:pPr>
-        <w:pStyle w:val="BodyText"/>
-      </w:pPr>
-      <w:r>
-        <w:t xml:space="preserve">IRINA: Что он сказал?</w:t>
-      </w:r>
-    </w:p>
-    <w:p>
-      <w:pPr>
-        <w:pStyle w:val="BodyText"/>
-      </w:pPr>
-      <w:r>
-        <w:t xml:space="preserve">DOYUN: Он сказал: «По договору — пени. Ноль один процент в день». И спросил: «Ты им веришь?» Я сказал: «Да». Он сказал: «Тогда пусть пришлют все документы. Все. Каждое письмо банку. Каждый ответ». Чтобы видеть, что вы не прячетесь.</w:t>
-      </w:r>
-    </w:p>
-    <w:p>
-      <w:pPr>
-        <w:pStyle w:val="BodyText"/>
-      </w:pPr>
-      <w:r>
-        <w:t xml:space="preserve">OLGA: Все документы? Это… это двадцать писем. Плюс ответы банка. Плюс переписка с Аркадием.</w:t>
-      </w:r>
-    </w:p>
-    <w:p>
-      <w:pPr>
-        <w:pStyle w:val="BodyText"/>
-      </w:pPr>
-      <w:r>
-        <w:t xml:space="preserve">IRINA: С Аркадием — тоже? Зачем?</w:t>
-      </w:r>
-    </w:p>
-    <w:p>
-      <w:pPr>
-        <w:pStyle w:val="BodyText"/>
-      </w:pPr>
-      <w:r>
-        <w:t xml:space="preserve">OLGA: Затем, что это доказательство. Нам предлагали серую дорогу — мы отказали. Это лучше любого письма.</w:t>
-      </w:r>
-    </w:p>
-    <w:p>
-      <w:pPr>
-        <w:pStyle w:val="BodyText"/>
-      </w:pPr>
-      <w:r>
-        <w:t xml:space="preserve">ALEKSEY: Отправляем всё. Сегодня. Ирина, ты?</w:t>
-      </w:r>
-    </w:p>
-    <w:p>
-      <w:pPr>
-        <w:pStyle w:val="BodyText"/>
-      </w:pPr>
-      <w:r>
-        <w:t xml:space="preserve">IRINA: Я. Сорок минут. Всё уже в папке. С датами. Я каждый день веду журнал. Как Заводчиков.</w:t>
-      </w:r>
-    </w:p>
-    <w:p>
-      <w:pPr>
-        <w:pStyle w:val="BodyText"/>
-      </w:pPr>
-      <w:r>
-        <w:t xml:space="preserve">KIRILL: Журнал платежа. С температурой?</w:t>
-      </w:r>
-    </w:p>
-    <w:p>
-      <w:pPr>
-        <w:pStyle w:val="BodyText"/>
-      </w:pPr>
-      <w:r>
-        <w:t xml:space="preserve">IRINA: С температурой. Моей. Тридцать семь и два. Вчера.</w:t>
-      </w:r>
-    </w:p>
-    <w:p>
-      <w:pPr>
-        <w:pStyle w:val="BodyText"/>
-      </w:pPr>
-      <w:r>
-        <w:t xml:space="preserve">ALEKSEY: Ирина. «Себе — тоже».</w:t>
-      </w:r>
-    </w:p>
-    <w:p>
-      <w:pPr>
-        <w:pStyle w:val="BodyText"/>
-      </w:pPr>
-      <w:r>
-        <w:t xml:space="preserve">IRINA: Знаю. Сегодня отправлю — и домой. Обещаю.</w:t>
-      </w:r>
-    </w:p>
-    <w:p>
-      <w:pPr>
-        <w:pStyle w:val="BodyText"/>
-      </w:pPr>
-      <w:r>
-        <w:t xml:space="preserve">RYZHOVA: Ирина Сергеевна, это Рыжова. Новость. Корреспондент ответил через три дня, а не через пять. Сказал — письмо производителя «исчерпывающее». Платёж проведён. Сегодня. Пятнадцать пятьдесят по Москве. Я сама два раза проверила, прежде чем звонить.</w:t>
+        <w:t xml:space="preserve">IRINA: Среда, шестнадцать ноль-ноль. Платёж так и не пришёл, а корреспондент молчит.</w:t>
+      </w:r>
+    </w:p>
+    <w:p>
+      <w:pPr>
+        <w:pStyle w:val="BodyText"/>
+      </w:pPr>
+      <w:r>
+        <w:t xml:space="preserve">ALEKSEY: А что у Седжин? Доюн, что там у вас?</w:t>
+      </w:r>
+    </w:p>
+    <w:p>
+      <w:pPr>
+        <w:pStyle w:val="BodyText"/>
+      </w:pPr>
+      <w:r>
+        <w:t xml:space="preserve">DOYUN: Бухгалтерия поставила красный флажок с надписью «Просрочка». Это первая просрочка за пять лет работы с «Мостом», и мне уже позвонил финансовый директор.</w:t>
+      </w:r>
+    </w:p>
+    <w:p>
+      <w:pPr>
+        <w:pStyle w:val="BodyText"/>
+      </w:pPr>
+      <w:r>
+        <w:t xml:space="preserve">IRINA: И что он сказал, Доюн?</w:t>
+      </w:r>
+    </w:p>
+    <w:p>
+      <w:pPr>
+        <w:pStyle w:val="BodyText"/>
+      </w:pPr>
+      <w:r>
+        <w:t xml:space="preserve">DOYUN: Он сказал: «По договору — пени, ноль один процент в день». И спросил: «Ты им веришь?» Я ответил «да». Тогда он сказал: «Пусть пришлют все документы, каждое письмо банку и каждый ответ», чтобы видеть, что вы не прячетесь.</w:t>
+      </w:r>
+    </w:p>
+    <w:p>
+      <w:pPr>
+        <w:pStyle w:val="BodyText"/>
+      </w:pPr>
+      <w:r>
+        <w:t xml:space="preserve">OLGA: Все документы? Это… это же двадцать писем, плюс ответы банка, плюс переписка с Аркадием.</w:t>
+      </w:r>
+    </w:p>
+    <w:p>
+      <w:pPr>
+        <w:pStyle w:val="BodyText"/>
+      </w:pPr>
+      <w:r>
+        <w:t xml:space="preserve">IRINA: С Аркадием тоже? Зачем им переписка с Аркадием?</w:t>
+      </w:r>
+    </w:p>
+    <w:p>
+      <w:pPr>
+        <w:pStyle w:val="BodyText"/>
+      </w:pPr>
+      <w:r>
+        <w:t xml:space="preserve">OLGA: Затем, что это доказательство: нам предлагали серую дорогу, а мы отказали. Это лучше любого письма.</w:t>
+      </w:r>
+    </w:p>
+    <w:p>
+      <w:pPr>
+        <w:pStyle w:val="BodyText"/>
+      </w:pPr>
+      <w:r>
+        <w:t xml:space="preserve">ALEKSEY: Отправляем всё сегодня. Ирина, ты сможешь это собрать?</w:t>
+      </w:r>
+    </w:p>
+    <w:p>
+      <w:pPr>
+        <w:pStyle w:val="BodyText"/>
+      </w:pPr>
+      <w:r>
+        <w:t xml:space="preserve">IRINA: Смогу, мне нужно сорок минут. Всё уже лежит в папке с датами, потому что я каждый день веду журнал, как Заводчиков.</w:t>
+      </w:r>
+    </w:p>
+    <w:p>
+      <w:pPr>
+        <w:pStyle w:val="BodyText"/>
+      </w:pPr>
+      <w:r>
+        <w:t xml:space="preserve">KIRILL: Журнал платежа? И с температурой, как на складе?</w:t>
+      </w:r>
+    </w:p>
+    <w:p>
+      <w:pPr>
+        <w:pStyle w:val="BodyText"/>
+      </w:pPr>
+      <w:r>
+        <w:t xml:space="preserve">IRINA: С температурой, только моей. Вчера было тридцать семь и два.</w:t>
+      </w:r>
+    </w:p>
+    <w:p>
+      <w:pPr>
+        <w:pStyle w:val="BodyText"/>
+      </w:pPr>
+      <w:r>
+        <w:t xml:space="preserve">ALEKSEY: Ирина, помнишь? «Себе — тоже».</w:t>
+      </w:r>
+    </w:p>
+    <w:p>
+      <w:pPr>
+        <w:pStyle w:val="BodyText"/>
+      </w:pPr>
+      <w:r>
+        <w:t xml:space="preserve">IRINA: Знаю. Сегодня отправлю документы и сразу домой, обещаю.</w:t>
+      </w:r>
+    </w:p>
+    <w:p>
+      <w:pPr>
+        <w:pStyle w:val="BodyText"/>
+      </w:pPr>
+      <w:r>
+        <w:t xml:space="preserve">RYZHOVA: Ирина Сергеевна, это Рыжова, у меня новость. Корреспондент ответил не через пять дней, а через три, и написал, что письмо производителя «исчерпывающее». Платёж проведён сегодня, в пятнадцать пятьдесят по Москве. Прежде чем звонить, я сама два раза проверила.</w:t>
       </w:r>
     </w:p>
     <w:p>
@@ -1858,71 +1858,71 @@
         <w:pStyle w:val="BodyText"/>
       </w:pPr>
       <w:r>
-        <w:t xml:space="preserve">RYZHOVA: За десять минут до вашего звонка в Корею. Я знаю. Я видела, как вы смотрите на часы. Корреспондент написал ещё одно: «Это первое письмо производителя с номером закона и подписью руководителя за месяц». Сохи помогла всем нам. Теперь мы будем просить у всех такие письма.</w:t>
-      </w:r>
-    </w:p>
-    <w:p>
-      <w:pPr>
-        <w:pStyle w:val="BodyText"/>
-      </w:pPr>
-      <w:r>
-        <w:t xml:space="preserve">DOYUN: Лёша… Пришло. Сейчас. Наша бухгалтерия видит. Миллион восемьсот. Финансовый директор снял флажок.</w:t>
-      </w:r>
-    </w:p>
-    <w:p>
-      <w:pPr>
-        <w:pStyle w:val="BodyText"/>
-      </w:pPr>
-      <w:r>
-        <w:t xml:space="preserve">ALEKSEY: А пени?</w:t>
-      </w:r>
-    </w:p>
-    <w:p>
-      <w:pPr>
-        <w:pStyle w:val="BodyText"/>
-      </w:pPr>
-      <w:r>
-        <w:t xml:space="preserve">DOYUN: Пени — ноль. Он сказал: «Просрочка — по вине банка, документы — образцовые». Это его слово. Образцовые.</w:t>
-      </w:r>
-    </w:p>
-    <w:p>
-      <w:pPr>
-        <w:pStyle w:val="BodyText"/>
-      </w:pPr>
-      <w:r>
-        <w:t xml:space="preserve">OLGA: Образцовые. Мне двадцать лет так никто не говорил.</w:t>
-      </w:r>
-    </w:p>
-    <w:p>
-      <w:pPr>
-        <w:pStyle w:val="BodyText"/>
-      </w:pPr>
-      <w:r>
-        <w:t xml:space="preserve">IRINA: Курс сегодня — сто двадцать шесть. В понедельник был сто тридцать один. Девять миллионов. Случайно.</w:t>
-      </w:r>
-    </w:p>
-    <w:p>
-      <w:pPr>
-        <w:pStyle w:val="BodyText"/>
-      </w:pPr>
-      <w:r>
-        <w:t xml:space="preserve">ALEKSEY: Выиграли? На задержке?</w:t>
-      </w:r>
-    </w:p>
-    <w:p>
-      <w:pPr>
-        <w:pStyle w:val="BodyText"/>
-      </w:pPr>
-      <w:r>
-        <w:t xml:space="preserve">IRINA: Да. Это не стратегия. Не вздумайте сделать это стратегией.</w:t>
-      </w:r>
-    </w:p>
-    <w:p>
-      <w:pPr>
-        <w:pStyle w:val="BodyText"/>
-      </w:pPr>
-      <w:r>
-        <w:t xml:space="preserve">ALEKSEY: Не сделаем. Обещаю. Хватит рулетки.</w:t>
+        <w:t xml:space="preserve">RYZHOVA: За десять минут до вашего звонка в Корею, я знаю, потому что видела, как вы смотрите на часы. Корреспондент написал ещё одно: «Это первое письмо производителя с номером закона и подписью руководителя за месяц». Сохи помогла всем нам, и теперь мы будем просить такие письма у всех.</w:t>
+      </w:r>
+    </w:p>
+    <w:p>
+      <w:pPr>
+        <w:pStyle w:val="BodyText"/>
+      </w:pPr>
+      <w:r>
+        <w:t xml:space="preserve">DOYUN: Лёша… Деньги пришли, прямо сейчас, наша бухгалтерия их видит. Миллион восемьсот, и финансовый директор уже снял флажок.</w:t>
+      </w:r>
+    </w:p>
+    <w:p>
+      <w:pPr>
+        <w:pStyle w:val="BodyText"/>
+      </w:pPr>
+      <w:r>
+        <w:t xml:space="preserve">ALEKSEY: А что с пенями? Их всё-таки начислят?</w:t>
+      </w:r>
+    </w:p>
+    <w:p>
+      <w:pPr>
+        <w:pStyle w:val="BodyText"/>
+      </w:pPr>
+      <w:r>
+        <w:t xml:space="preserve">DOYUN: Пени — ноль. Он сказал: «Просрочка — по вине банка, документы — образцовые». Это его слово: образцовые.</w:t>
+      </w:r>
+    </w:p>
+    <w:p>
+      <w:pPr>
+        <w:pStyle w:val="BodyText"/>
+      </w:pPr>
+      <w:r>
+        <w:t xml:space="preserve">OLGA: Образцовые… За двадцать лет мне никто так не говорил.</w:t>
+      </w:r>
+    </w:p>
+    <w:p>
+      <w:pPr>
+        <w:pStyle w:val="BodyText"/>
+      </w:pPr>
+      <w:r>
+        <w:t xml:space="preserve">IRINA: Курс сегодня сто двадцать шесть, а в понедельник был сто тридцать один. Получается, мы сэкономили девять миллионов, совершенно случайно.</w:t>
+      </w:r>
+    </w:p>
+    <w:p>
+      <w:pPr>
+        <w:pStyle w:val="BodyText"/>
+      </w:pPr>
+      <w:r>
+        <w:t xml:space="preserve">ALEKSEY: То есть мы выиграли на задержке? Серьёзно?</w:t>
+      </w:r>
+    </w:p>
+    <w:p>
+      <w:pPr>
+        <w:pStyle w:val="BodyText"/>
+      </w:pPr>
+      <w:r>
+        <w:t xml:space="preserve">IRINA: Да. Но это не стратегия, и даже не вздумайте сделать это стратегией.</w:t>
+      </w:r>
+    </w:p>
+    <w:p>
+      <w:pPr>
+        <w:pStyle w:val="BodyText"/>
+      </w:pPr>
+      <w:r>
+        <w:t xml:space="preserve">ALEKSEY: Не сделаем, обещаю. Хватит с нас рулетки.</w:t>
       </w:r>
     </w:p>
     <w:bookmarkEnd w:id="24"/>
@@ -1940,119 +1940,119 @@
         <w:pStyle w:val="FirstParagraph"/>
       </w:pPr>
       <w:r>
-        <w:t xml:space="preserve">IRINA: Итоги. Платёж прошёл. С задержкой в пять дней. Без пени. С выигрышем на курсе — случайным.</w:t>
-      </w:r>
-    </w:p>
-    <w:p>
-      <w:pPr>
-        <w:pStyle w:val="BodyText"/>
-      </w:pPr>
-      <w:r>
-        <w:t xml:space="preserve">OLGA: И с уроком. Для всех будущих платежей — письмо производителя заранее. Шаблон. Сохи согласилась.</w:t>
-      </w:r>
-    </w:p>
-    <w:p>
-      <w:pPr>
-        <w:pStyle w:val="BodyText"/>
-      </w:pPr>
-      <w:r>
-        <w:t xml:space="preserve">KIRILL: И второй счёт. Алматы. Айгерим познакомила со своим банком. Документы подаём в понедельник.</w:t>
-      </w:r>
-    </w:p>
-    <w:p>
-      <w:pPr>
-        <w:pStyle w:val="BodyText"/>
-      </w:pPr>
-      <w:r>
-        <w:t xml:space="preserve">AIGERIM: Алексей Николаевич, мой банк готов. Условие: всё прозрачно. Каждый платёж — с контрактом и инвойсом.</w:t>
-      </w:r>
-    </w:p>
-    <w:p>
-      <w:pPr>
-        <w:pStyle w:val="BodyText"/>
-      </w:pPr>
-      <w:r>
-        <w:t xml:space="preserve">ALEKSEY: Именно так. Не агент. Наш счёт. Наши документы. Если наш банк снова встанет — пойдём через ваш.</w:t>
-      </w:r>
-    </w:p>
-    <w:p>
-      <w:pPr>
-        <w:pStyle w:val="BodyText"/>
-      </w:pPr>
-      <w:r>
-        <w:t xml:space="preserve">AIGERIM: Пока нет — Казахстан. А счёт — уже да. Как вы любите.</w:t>
-      </w:r>
-    </w:p>
-    <w:p>
-      <w:pPr>
-        <w:pStyle w:val="BodyText"/>
-      </w:pPr>
-      <w:r>
-        <w:t xml:space="preserve">DOYUN: Лёша, президент вернулся из Сеула. Он прочитал все двадцать писем. И переписку с Аркадием.</w:t>
-      </w:r>
-    </w:p>
-    <w:p>
-      <w:pPr>
-        <w:pStyle w:val="BodyText"/>
-      </w:pPr>
-      <w:r>
-        <w:t xml:space="preserve">ALEKSEY: Все двадцать? Сам?</w:t>
-      </w:r>
-    </w:p>
-    <w:p>
-      <w:pPr>
-        <w:pStyle w:val="BodyText"/>
-      </w:pPr>
-      <w:r>
-        <w:t xml:space="preserve">DOYUN: Сам. Со словарём. Два вечера. Он сказал: «Теперь прошлое не висит в воздухе. Можно говорить о будущем». Он хочет поговорить с тобой. Лично. В понедельник. Без Чхве, без меня — я только переведу.</w:t>
-      </w:r>
-    </w:p>
-    <w:p>
-      <w:pPr>
-        <w:pStyle w:val="BodyText"/>
-      </w:pPr>
-      <w:r>
-        <w:t xml:space="preserve">ALEKSEY: Без Чхве? О чём?</w:t>
-      </w:r>
-    </w:p>
-    <w:p>
-      <w:pPr>
-        <w:pStyle w:val="BodyText"/>
-      </w:pPr>
-      <w:r>
-        <w:t xml:space="preserve">DOYUN: Об отсрочке. Он сказал: «Я сам предложу. Не жди, пока он попросит. Русские не любят просить — это я понял за пять лет. Они скорее продадут машину». Это он про тебя, Лёша. Он помнит твою квартиру в залоге.</w:t>
-      </w:r>
-    </w:p>
-    <w:p>
-      <w:pPr>
-        <w:pStyle w:val="BodyText"/>
-      </w:pPr>
-      <w:r>
-        <w:t xml:space="preserve">IRINA: Он сам предложит отсрочку? Нам не надо просить?</w:t>
-      </w:r>
-    </w:p>
-    <w:p>
-      <w:pPr>
-        <w:pStyle w:val="BodyText"/>
-      </w:pPr>
-      <w:r>
-        <w:t xml:space="preserve">DOYUN: Он так сказал. Но, Лёша… Готовь цифры. Всё равно. Он предложит — а спросит, сколько нужно. Точно. До рубля.</w:t>
-      </w:r>
-    </w:p>
-    <w:p>
-      <w:pPr>
-        <w:pStyle w:val="BodyText"/>
-      </w:pPr>
-      <w:r>
-        <w:t xml:space="preserve">ALEKSEY: Ирина?</w:t>
-      </w:r>
-    </w:p>
-    <w:p>
-      <w:pPr>
-        <w:pStyle w:val="BodyText"/>
-      </w:pPr>
-      <w:r>
-        <w:t xml:space="preserve">IRINA: До рубля. С журналом. И с температурой — тридцать шесть и шесть. Я выспалась.</w:t>
+        <w:t xml:space="preserve">IRINA: Подвожу итоги. Платёж прошёл с задержкой в пять дней, без пени и со случайным выигрышем на курсе.</w:t>
+      </w:r>
+    </w:p>
+    <w:p>
+      <w:pPr>
+        <w:pStyle w:val="BodyText"/>
+      </w:pPr>
+      <w:r>
+        <w:t xml:space="preserve">OLGA: И с уроком: для всех будущих платежей мы готовим письмо производителя заранее, по шаблону. Сохи уже согласилась.</w:t>
+      </w:r>
+    </w:p>
+    <w:p>
+      <w:pPr>
+        <w:pStyle w:val="BodyText"/>
+      </w:pPr>
+      <w:r>
+        <w:t xml:space="preserve">KIRILL: И ещё второй счёт в Алматы. Айгерим познакомила нас со своим банком, и в понедельник мы подаём документы.</w:t>
+      </w:r>
+    </w:p>
+    <w:p>
+      <w:pPr>
+        <w:pStyle w:val="BodyText"/>
+      </w:pPr>
+      <w:r>
+        <w:t xml:space="preserve">AIGERIM: Алексей Николаевич, мой банк готов, но с одним условием: всё должно быть прозрачно, и каждый платёж — с контрактом и инвойсом.</w:t>
+      </w:r>
+    </w:p>
+    <w:p>
+      <w:pPr>
+        <w:pStyle w:val="BodyText"/>
+      </w:pPr>
+      <w:r>
+        <w:t xml:space="preserve">ALEKSEY: Именно так. Не агент, а наш счёт и наши документы. Если наш банк снова встанет, мы пойдём через ваш.</w:t>
+      </w:r>
+    </w:p>
+    <w:p>
+      <w:pPr>
+        <w:pStyle w:val="BodyText"/>
+      </w:pPr>
+      <w:r>
+        <w:t xml:space="preserve">AIGERIM: Казахстан для вас пока что нет, а счёт уже да. Всё как вы любите.</w:t>
+      </w:r>
+    </w:p>
+    <w:p>
+      <w:pPr>
+        <w:pStyle w:val="BodyText"/>
+      </w:pPr>
+      <w:r>
+        <w:t xml:space="preserve">DOYUN: Лёша, президент вернулся из Сеула и прочитал все двадцать писем, и переписку с Аркадием тоже.</w:t>
+      </w:r>
+    </w:p>
+    <w:p>
+      <w:pPr>
+        <w:pStyle w:val="BodyText"/>
+      </w:pPr>
+      <w:r>
+        <w:t xml:space="preserve">ALEKSEY: Все двадцать писем? Сам, без переводчика?</w:t>
+      </w:r>
+    </w:p>
+    <w:p>
+      <w:pPr>
+        <w:pStyle w:val="BodyText"/>
+      </w:pPr>
+      <w:r>
+        <w:t xml:space="preserve">DOYUN: Сам, со словарём, два вечера подряд. Он сказал: «Теперь прошлое не висит в воздухе, и можно говорить о будущем». Он хочет поговорить с тобой лично в понедельник, без Чхве и без меня, а я только переведу.</w:t>
+      </w:r>
+    </w:p>
+    <w:p>
+      <w:pPr>
+        <w:pStyle w:val="BodyText"/>
+      </w:pPr>
+      <w:r>
+        <w:t xml:space="preserve">ALEKSEY: Без Чхве? А о чём он хочет говорить?</w:t>
+      </w:r>
+    </w:p>
+    <w:p>
+      <w:pPr>
+        <w:pStyle w:val="BodyText"/>
+      </w:pPr>
+      <w:r>
+        <w:t xml:space="preserve">DOYUN: Об отсрочке. Он сказал: «Я сам предложу. Не жди, пока он попросит. Русские не любят просить — это я понял за пять лет. Они скорее продадут машину». Лёша, это он про тебя, потому что помнит твою квартиру в залоге.</w:t>
+      </w:r>
+    </w:p>
+    <w:p>
+      <w:pPr>
+        <w:pStyle w:val="BodyText"/>
+      </w:pPr>
+      <w:r>
+        <w:t xml:space="preserve">IRINA: Он сам предложит отсрочку? И нам не придётся просить?</w:t>
+      </w:r>
+    </w:p>
+    <w:p>
+      <w:pPr>
+        <w:pStyle w:val="BodyText"/>
+      </w:pPr>
+      <w:r>
+        <w:t xml:space="preserve">DOYUN: Он так сказал. Но, Лёша, цифры всё равно готовь. Он предложит, а потом спросит, сколько нужно, точно, до рубля.</w:t>
+      </w:r>
+    </w:p>
+    <w:p>
+      <w:pPr>
+        <w:pStyle w:val="BodyText"/>
+      </w:pPr>
+      <w:r>
+        <w:t xml:space="preserve">ALEKSEY: Ирина, ты сможешь посчитать до рубля к понедельнику?</w:t>
+      </w:r>
+    </w:p>
+    <w:p>
+      <w:pPr>
+        <w:pStyle w:val="BodyText"/>
+      </w:pPr>
+      <w:r>
+        <w:t xml:space="preserve">IRINA: До рубля и с журналом. А температура у меня теперь тридцать шесть и шесть, потому что я наконец выспалась.</w:t>
       </w:r>
     </w:p>
     <w:p>
@@ -3186,7 +3186,7 @@
         <w:t xml:space="preserve">“</w:t>
       </w:r>
       <w:r>
-        <w:t xml:space="preserve">«Без вопросов» значит: деньги пойдут через счета, которых мы не видим. Через фирмы, которых нет. Через страны, о которых мы не знаем. Седжин получит деньги — от кого? Не от «Моста». От какой-то фирмы в третьей стране. И когда их банк спросит: «Кто вам платит?» — Седжин не сможет ответить.</w:t>
+        <w:t xml:space="preserve">«Без вопросов» значит: деньги пойдут через счета, которых мы не видим. Через фирмы, которых нет. Через страны, о которых мы не знаем. Седжин получит деньги — от кого? Не от «Моста», а от какой-то фирмы в третьей стране. И когда их банк спросит: «Кто вам платит?» — Седжин не сможет ответить, и виноваты будем мы.</w:t>
       </w:r>
       <w:r>
         <w:t xml:space="preserve">”</w:t>
@@ -3380,19 +3380,19 @@
               <w:jc w:val="left"/>
             </w:pPr>
             <w:r>
-              <w:t xml:space="preserve">Не от «Моста». От какой-то фирмы…</w:t>
-            </w:r>
-          </w:p>
-        </w:tc>
-        <w:tc>
-          <w:tcPr/>
-          <w:p>
-            <w:pPr>
-              <w:pStyle w:val="Compact"/>
-              <w:jc w:val="left"/>
-            </w:pPr>
-            <w:r>
-              <w:t xml:space="preserve">какой-то = 어떤</w:t>
+              <w:t xml:space="preserve">Не от «Моста», а от какой-то фирмы…</w:t>
+            </w:r>
+          </w:p>
+        </w:tc>
+        <w:tc>
+          <w:tcPr/>
+          <w:p>
+            <w:pPr>
+              <w:pStyle w:val="Compact"/>
+              <w:jc w:val="left"/>
+            </w:pPr>
+            <w:r>
+              <w:t xml:space="preserve">не…, а… / какой-то = 어떤</w:t>
             </w:r>
           </w:p>
         </w:tc>
@@ -3418,19 +3418,19 @@
               <w:jc w:val="left"/>
             </w:pPr>
             <w:r>
-              <w:t xml:space="preserve">…когда их банк спросит… — Седжин не сможет ответить.</w:t>
-            </w:r>
-          </w:p>
-        </w:tc>
-        <w:tc>
-          <w:tcPr/>
-          <w:p>
-            <w:pPr>
-              <w:pStyle w:val="Compact"/>
-              <w:jc w:val="left"/>
-            </w:pPr>
-            <w:r>
-              <w:t xml:space="preserve">미래 조건</w:t>
+              <w:t xml:space="preserve">…когда их банк спросит… — Седжин не сможет ответить, и виноваты будем мы.</w:t>
+            </w:r>
+          </w:p>
+        </w:tc>
+        <w:tc>
+          <w:tcPr/>
+          <w:p>
+            <w:pPr>
+              <w:pStyle w:val="Compact"/>
+              <w:jc w:val="left"/>
+            </w:pPr>
+            <w:r>
+              <w:t xml:space="preserve">미래 조건 + 책임 귀속</w:t>
             </w:r>
           </w:p>
         </w:tc>
@@ -3454,7 +3454,7 @@
         <w:t xml:space="preserve">“</w:t>
       </w:r>
       <w:r>
-        <w:t xml:space="preserve">«…» значит: … через…, которых… Через…, которых нет… X получит… — от кого? Не от… А когда… спросит… — не сможет…</w:t>
+        <w:t xml:space="preserve">«…» значит: … через…, которых… Через…, которых нет… X получит… — от кого? Не от…, а от… И когда… спросит… — не сможет…, и виноваты будем мы.</w:t>
       </w:r>
       <w:r>
         <w:t xml:space="preserve">”</w:t>
@@ -3473,7 +3473,7 @@
         <w:t xml:space="preserve"> </w:t>
       </w:r>
       <w:r>
-        <w:t xml:space="preserve">значит · которых · когда</w:t>
+        <w:t xml:space="preserve">значит · которых · не…, а… · когда · и виноваты будем мы(책임은 우리에게 온다)</w:t>
       </w:r>
       <w:r>
         <w:t xml:space="preserve"> </w:t>
@@ -3501,7 +3501,7 @@
         <w:t xml:space="preserve"> </w:t>
       </w:r>
       <w:r>
-        <w:t xml:space="preserve">제안의 숨은 위험을 30~40단어로 설명하기.</w:t>
+        <w:t xml:space="preserve">제안의 숨은 위험을 35~60단어로 설명하기.</w:t>
       </w:r>
     </w:p>
     <w:bookmarkEnd w:id="30"/>
@@ -3977,119 +3977,119 @@
         <w:pStyle w:val="FirstParagraph"/>
       </w:pPr>
       <w:r>
-        <w:t xml:space="preserve">이리나: 크세니야 파블로브나, 좋은 아침이에요. 벨로바. 「모스트 메디컬」. 이번 주만 세 번째예요. 한국 송금.</w:t>
-      </w:r>
-    </w:p>
-    <w:p>
-      <w:pPr>
-        <w:pStyle w:val="BodyText"/>
-      </w:pPr>
-      <w:r>
-        <w:t xml:space="preserve">리조바: 이리나 세르게예브나, 기억해요. 앉으세요. 소식이 있어요. 나쁜 것과 이해 안 되는 것.</w:t>
-      </w:r>
-    </w:p>
-    <w:p>
-      <w:pPr>
-        <w:pStyle w:val="BodyText"/>
-      </w:pPr>
-      <w:r>
-        <w:t xml:space="preserve">이리나: 이해 안 되는 것부터요. 나쁜 건 이미 알아요.</w:t>
-      </w:r>
-    </w:p>
-    <w:p>
-      <w:pPr>
-        <w:pStyle w:val="BodyText"/>
-      </w:pPr>
-      <w:r>
-        <w:t xml:space="preserve">리조바: 중개 은행이 새 요청을 보냈어요. 네 번째. 이번엔 제조사 확인서가 필요하대요. 이중 용도 품목이 아니라는.</w:t>
-      </w:r>
-    </w:p>
-    <w:p>
-      <w:pPr>
-        <w:pStyle w:val="BodyText"/>
-      </w:pPr>
-      <w:r>
-        <w:t xml:space="preserve">이리나: 이중 용도? 히알루론산 젤이에요. 입술용. 그걸로 로켓을 못 만들어요.</w:t>
-      </w:r>
-    </w:p>
-    <w:p>
-      <w:pPr>
-        <w:pStyle w:val="BodyText"/>
-      </w:pPr>
-      <w:r>
-        <w:t xml:space="preserve">리조바: 알아요. 당신도 알고. 그쪽 컴플라이언스는 — 몰라요. 로봇이 있거든요. 「한국」, 「러시아」, 「의료」를 보면 — 멈춰요.</w:t>
-      </w:r>
-    </w:p>
-    <w:p>
-      <w:pPr>
-        <w:pStyle w:val="BodyText"/>
-      </w:pPr>
-      <w:r>
-        <w:t xml:space="preserve">이리나: HS 코드는요? 적었잖아요. 의료기기. 등록증. 다 첨부했어요.</w:t>
-      </w:r>
-    </w:p>
-    <w:p>
-      <w:pPr>
-        <w:pStyle w:val="BodyText"/>
-      </w:pPr>
-      <w:r>
-        <w:t xml:space="preserve">리조바: 첨부했죠. 읽었어요. 그리고 더 달래요. 당신 개인 문제가 아니에요, 이리나 세르게예브나. 러시아에서 아시아로 송금하는 모두의 문제예요. 그런 송금 고객이 마흔 명이에요. 다 서 있어요. 일주일째인 사람도, 한 달째인 사람도.</w:t>
-      </w:r>
-    </w:p>
-    <w:p>
-      <w:pPr>
-        <w:pStyle w:val="BodyText"/>
-      </w:pPr>
-      <w:r>
-        <w:t xml:space="preserve">키릴: 고객 마흔 명이요? 전부 한국으로요?</w:t>
-      </w:r>
-    </w:p>
-    <w:p>
-      <w:pPr>
-        <w:pStyle w:val="BodyText"/>
-      </w:pPr>
-      <w:r>
-        <w:t xml:space="preserve">이리나: 마흔. 그중 몇이나 통과했어요?</w:t>
-      </w:r>
-    </w:p>
-    <w:p>
-      <w:pPr>
-        <w:pStyle w:val="BodyText"/>
-      </w:pPr>
-      <w:r>
-        <w:t xml:space="preserve">리조바: 둘. 한 달에. 둘 다 — 제조사 확인서로. 레터헤드에. 직인 찍고. 대표 서명으로.</w:t>
-      </w:r>
-    </w:p>
-    <w:p>
-      <w:pPr>
-        <w:pStyle w:val="BodyText"/>
-      </w:pPr>
-      <w:r>
-        <w:t xml:space="preserve">이리나: 그럼 세진 확인서가 필요하네요. 레터헤드로. 오늘.</w:t>
-      </w:r>
-    </w:p>
-    <w:p>
-      <w:pPr>
-        <w:pStyle w:val="BodyText"/>
-      </w:pPr>
-      <w:r>
-        <w:t xml:space="preserve">리조바: 오늘은 — 소용없어요. 중개 은행은 영업일 5일 뒤에 답해요. 최소.</w:t>
-      </w:r>
-    </w:p>
-    <w:p>
-      <w:pPr>
-        <w:pStyle w:val="BodyText"/>
-      </w:pPr>
-      <w:r>
-        <w:t xml:space="preserve">이리나: 5일. 그런데 세진은 수요일에 돈을 기다려요.</w:t>
-      </w:r>
-    </w:p>
-    <w:p>
-      <w:pPr>
-        <w:pStyle w:val="BodyText"/>
-      </w:pPr>
-      <w:r>
-        <w:t xml:space="preserve">리조바: 그럼 선택지는 둘이에요. 기다리거나. 송금을 돌려받아 다시 보내거나. 다른 길로.</w:t>
+        <w:t xml:space="preserve">이리나: 크세니야 파블로브나, 좋은 아침이에요. 「모스트 메디컬」의 벨로바예요. 이번 주만 벌써 세 번째네요, 계속 그 한국 송금 건으로요.</w:t>
+      </w:r>
+    </w:p>
+    <w:p>
+      <w:pPr>
+        <w:pStyle w:val="BodyText"/>
+      </w:pPr>
+      <w:r>
+        <w:t xml:space="preserve">리조바: 이리나 세르게예브나, 기억해요, 앉으세요. 소식이 있는데, 나쁜 데다 이해도 안 되는 소식이에요.</w:t>
+      </w:r>
+    </w:p>
+    <w:p>
+      <w:pPr>
+        <w:pStyle w:val="BodyText"/>
+      </w:pPr>
+      <w:r>
+        <w:t xml:space="preserve">이리나: 그럼 이해 안 되는 것부터 말씀해 주세요. 나쁜 건 어차피 이미 알고 있으니까요.</w:t>
+      </w:r>
+    </w:p>
+    <w:p>
+      <w:pPr>
+        <w:pStyle w:val="BodyText"/>
+      </w:pPr>
+      <w:r>
+        <w:t xml:space="preserve">리조바: 중개 은행이 벌써 네 번째로 새 요청을 보냈어요. 이번엔 이중 용도 품목이 아니라는 제조사 확인서가 필요하대요.</w:t>
+      </w:r>
+    </w:p>
+    <w:p>
+      <w:pPr>
+        <w:pStyle w:val="BodyText"/>
+      </w:pPr>
+      <w:r>
+        <w:t xml:space="preserve">이리나: 이중 용도요? 입술용 히알루론산 젤이에요. 아무리 애써도 그걸로 로켓은 못 만들어요.</w:t>
+      </w:r>
+    </w:p>
+    <w:p>
+      <w:pPr>
+        <w:pStyle w:val="BodyText"/>
+      </w:pPr>
+      <w:r>
+        <w:t xml:space="preserve">리조바: 나도 알고 당신도 알지만, 그쪽 컴플라이언스는 몰라요. 로봇이 있거든요. 「한국」, 「러시아」, 「의료」라는 단어를 보면 송금을 멈춰요.</w:t>
+      </w:r>
+    </w:p>
+    <w:p>
+      <w:pPr>
+        <w:pStyle w:val="BodyText"/>
+      </w:pPr>
+      <w:r>
+        <w:t xml:space="preserve">이리나: HS 코드는요? 적었잖아요, 의료기기라고 쓰여 있어요. 등록증도 첨부했고요.</w:t>
+      </w:r>
+    </w:p>
+    <w:p>
+      <w:pPr>
+        <w:pStyle w:val="BodyText"/>
+      </w:pPr>
+      <w:r>
+        <w:t xml:space="preserve">리조바: 첨부했고, 그쪽도 다 읽었어요. 그런데 더 달래요. 이리나 세르게예브나 개인 문제가 아니라, 러시아에서 아시아로 송금하는 모두의 문제예요. 그런 송금 고객이 마흔 명인데 다 서 있어요. 일주일째인 사람도, 벌써 한 달째인 사람도 있어요.</w:t>
+      </w:r>
+    </w:p>
+    <w:p>
+      <w:pPr>
+        <w:pStyle w:val="BodyText"/>
+      </w:pPr>
+      <w:r>
+        <w:t xml:space="preserve">키릴: 고객 마흔 명이요? 전부 한국으로 보내는 거예요?</w:t>
+      </w:r>
+    </w:p>
+    <w:p>
+      <w:pPr>
+        <w:pStyle w:val="BodyText"/>
+      </w:pPr>
+      <w:r>
+        <w:t xml:space="preserve">이리나: 마흔 명이라. 그중 결국 몇이나 통과했어요?</w:t>
+      </w:r>
+    </w:p>
+    <w:p>
+      <w:pPr>
+        <w:pStyle w:val="BodyText"/>
+      </w:pPr>
+      <w:r>
+        <w:t xml:space="preserve">리조바: 한 달에 둘뿐이에요. 둘 다 제조사 확인서가 있었어요: 레터헤드에, 직인 찍고, 대표 서명까지.</w:t>
+      </w:r>
+    </w:p>
+    <w:p>
+      <w:pPr>
+        <w:pStyle w:val="BodyText"/>
+      </w:pPr>
+      <w:r>
+        <w:t xml:space="preserve">이리나: 그럼 세진 레터헤드 확인서가 필요하네요. 될 수 있으면 오늘 당장.</w:t>
+      </w:r>
+    </w:p>
+    <w:p>
+      <w:pPr>
+        <w:pStyle w:val="BodyText"/>
+      </w:pPr>
+      <w:r>
+        <w:t xml:space="preserve">리조바: 오늘은 이미 소용없어요. 중개 은행은 최소 영업일 5일 뒤에 답하거든요.</w:t>
+      </w:r>
+    </w:p>
+    <w:p>
+      <w:pPr>
+        <w:pStyle w:val="BodyText"/>
+      </w:pPr>
+      <w:r>
+        <w:t xml:space="preserve">이리나: 5일… 그런데 세진은 수요일에 돈을 기다려요.</w:t>
+      </w:r>
+    </w:p>
+    <w:p>
+      <w:pPr>
+        <w:pStyle w:val="BodyText"/>
+      </w:pPr>
+      <w:r>
+        <w:t xml:space="preserve">리조바: 그럼 선택지는 둘이에요: 기다리거나, 송금을 돌려받아 다른 길로 다시 보내거나.</w:t>
       </w:r>
     </w:p>
     <w:bookmarkEnd w:id="33"/>
@@ -4107,279 +4107,279 @@
         <w:pStyle w:val="FirstParagraph"/>
       </w:pPr>
       <w:r>
-        <w:t xml:space="preserve">이리나: 송금이 지연돼요. 공식적으로. 네 번째 요청. 이번엔 — 이중 용도에 대한 제조사 확인서.</w:t>
-      </w:r>
-    </w:p>
-    <w:p>
-      <w:pPr>
-        <w:pStyle w:val="BodyText"/>
-      </w:pPr>
-      <w:r>
-        <w:t xml:space="preserve">알렉세이: 젤에? 이중 용도?</w:t>
-      </w:r>
-    </w:p>
-    <w:p>
-      <w:pPr>
-        <w:pStyle w:val="BodyText"/>
-      </w:pPr>
-      <w:r>
-        <w:t xml:space="preserve">이리나: 로봇은 젤이 뭔지 안 읽어요. 단어 세 개를 봐요. 그리고 「정지」를 눌러요.</w:t>
-      </w:r>
-    </w:p>
-    <w:p>
-      <w:pPr>
-        <w:pStyle w:val="BodyText"/>
-      </w:pPr>
-      <w:r>
-        <w:t xml:space="preserve">올가: 그건 알아요. 심사 20년. 다만 그땐 로봇이 사람이었죠. 그 사람들도 안 읽었어요.</w:t>
-      </w:r>
-    </w:p>
-    <w:p>
-      <w:pPr>
-        <w:pStyle w:val="BodyText"/>
-      </w:pPr>
-      <w:r>
-        <w:t xml:space="preserve">알렉세이: 사람들은 적어도 사과했잖아요. 가끔.</w:t>
-      </w:r>
-    </w:p>
-    <w:p>
-      <w:pPr>
-        <w:pStyle w:val="BodyText"/>
-      </w:pPr>
-      <w:r>
-        <w:t xml:space="preserve">올가: 가끔. 5년에 한 번. 은퇴 직전에.</w:t>
-      </w:r>
-    </w:p>
-    <w:p>
-      <w:pPr>
-        <w:pStyle w:val="BodyText"/>
-      </w:pPr>
-      <w:r>
-        <w:t xml:space="preserve">키릴: 다르게 보내면 안 돼요? 다른 은행으로? 다른 통화로?</w:t>
-      </w:r>
-    </w:p>
-    <w:p>
-      <w:pPr>
-        <w:pStyle w:val="BodyText"/>
-      </w:pPr>
-      <w:r>
-        <w:t xml:space="preserve">이리나: 할 수 있죠. 하지만 걸려 있는 송금은 180만 달러예요. 우리한테도 세진에도 없어요. 그 사이 어딘가에 있죠. 다시 보내려면 돌려받아야 해요. 그런데 반환도 — 5일. 수수료도. 환율도.</w:t>
-      </w:r>
-    </w:p>
-    <w:p>
-      <w:pPr>
-        <w:pStyle w:val="BodyText"/>
-      </w:pPr>
-      <w:r>
-        <w:t xml:space="preserve">알렉세이: 환율. 5일 뒤에 돈이 돌아오면 — 어떤 환율로요?</w:t>
-      </w:r>
-    </w:p>
-    <w:p>
-      <w:pPr>
-        <w:pStyle w:val="BodyText"/>
-      </w:pPr>
-      <w:r>
-        <w:t xml:space="preserve">이리나: 그때 환율로요. 나을 수도. 나쁠 수도. 룰렛이에요.</w:t>
-      </w:r>
-    </w:p>
-    <w:p>
-      <w:pPr>
-        <w:pStyle w:val="BodyText"/>
-      </w:pPr>
-      <w:r>
-        <w:t xml:space="preserve">올가: 또 다른 방법. 세진에 기다려 달라고 요청. 공식적으로. 지불 유예.</w:t>
-      </w:r>
-    </w:p>
-    <w:p>
-      <w:pPr>
-        <w:pStyle w:val="BodyText"/>
-      </w:pPr>
-      <w:r>
-        <w:t xml:space="preserve">알렉세이: 도윤이 그랬잖아요: 그쪽 회계팀이 벌써 묻는다고. 이번 송금도 유예, 다음 것도…</w:t>
-      </w:r>
-    </w:p>
-    <w:p>
-      <w:pPr>
-        <w:pStyle w:val="BodyText"/>
-      </w:pPr>
-      <w:r>
-        <w:t xml:space="preserve">이리나: …그럼 그건 이제 송금이 아니라. 부탁이 되는 거예요. 그리고 대표님은 월요일에 — 환율 결정을 하세요. 손실을 우리와 나눌지 결정하는 바로 그 주에 부탁하는 건 — 전혀 때가 아니에요. 시험장에서 할인을 부탁하는 것과 같아요.</w:t>
-      </w:r>
-    </w:p>
-    <w:p>
-      <w:pPr>
-        <w:pStyle w:val="BodyText"/>
-      </w:pPr>
-      <w:r>
-        <w:t xml:space="preserve">도윤: 료샤, 연결돼 있어. 듣고 있어. 대표님이 결정을 미루셨어. 이렇게 말씀하셨어: 「먼저 돈이 도착하게 하라. 그다음 미래를 이야기하자」.</w:t>
-      </w:r>
-    </w:p>
-    <w:p>
-      <w:pPr>
-        <w:pStyle w:val="BodyText"/>
-      </w:pPr>
-      <w:r>
-        <w:t xml:space="preserve">알렉세이: 미루셨다고? 송금 때문에?</w:t>
-      </w:r>
-    </w:p>
-    <w:p>
-      <w:pPr>
-        <w:pStyle w:val="BodyText"/>
-      </w:pPr>
-      <w:r>
-        <w:t xml:space="preserve">도윤: 불신 때문이 아니야. 이렇게 말씀하셔: 「과거가 공중에 떠 있을 땐 미래를 결정할 수 없다」. 대표님 말씀 그대로야.</w:t>
-      </w:r>
-    </w:p>
-    <w:p>
-      <w:pPr>
-        <w:pStyle w:val="BodyText"/>
-      </w:pPr>
-      <w:r>
-        <w:t xml:space="preserve">이리나: 좋아요. 그럼 세진 확인서가 필요해요. 이중 용도에 대해. 레터헤드로. 직인과 함께.</w:t>
-      </w:r>
-    </w:p>
-    <w:p>
-      <w:pPr>
-        <w:pStyle w:val="BodyText"/>
-      </w:pPr>
-      <w:r>
-        <w:t xml:space="preserve">도윤: 소희 씨한테 물어볼게. 서류 담당이야. 그런데 우리 법무팀이 요즘 아주 조심스러워. 「러시아」는 세 번 읽어.</w:t>
-      </w:r>
-    </w:p>
-    <w:p>
-      <w:pPr>
-        <w:pStyle w:val="BodyText"/>
-      </w:pPr>
-      <w:r>
-        <w:t xml:space="preserve">올가: 세 번이면 — 좋아요. 나도 세 번 읽어요. 읽으라고 해요. 다만 빨리.</w:t>
-      </w:r>
-    </w:p>
-    <w:p>
-      <w:pPr>
-        <w:pStyle w:val="BodyText"/>
-      </w:pPr>
-      <w:r>
-        <w:t xml:space="preserve">키릴: 질문 하나 더 해도 돼요? 어제 어떤 사람이 연락했어요. 아르카디. 「지불 대행인」이래요. 한국에 이틀 만에 보낼 수 있대요. 수수료 — 3퍼센트. 질문 없이, 확인서 없이, 중개 은행 없이. 후기도 보냈어요. 회사 스무 곳.</w:t>
-      </w:r>
-    </w:p>
-    <w:p>
-      <w:pPr>
-        <w:pStyle w:val="BodyText"/>
-      </w:pPr>
-      <w:r>
-        <w:t xml:space="preserve">이리나: 「질문 없이」. 키릴, 그건 내 직업에서 가장 무서운 말이에요.</w:t>
-      </w:r>
-    </w:p>
-    <w:p>
-      <w:pPr>
-        <w:pStyle w:val="BodyText"/>
-      </w:pPr>
-      <w:r>
-        <w:t xml:space="preserve">키릴: 왜요? 요즘 다들 그렇게 한대요. 그 은행 고객 마흔 명 전부.</w:t>
-      </w:r>
-    </w:p>
-    <w:p>
-      <w:pPr>
-        <w:pStyle w:val="BodyText"/>
-      </w:pPr>
-      <w:r>
-        <w:t xml:space="preserve">올가: 「다들 그렇게 한다」. 디마라면 벌써 경계했을 거예요.</w:t>
-      </w:r>
-    </w:p>
-    <w:p>
-      <w:pPr>
-        <w:pStyle w:val="BodyText"/>
-      </w:pPr>
-      <w:r>
-        <w:t xml:space="preserve">이리나: 「질문 없이」는 이런 뜻이에요: 돈이 우리가 보지 못하는 계좌를 거쳐 간다. 없는 회사를 거쳐서. 우리가 모르는 나라를 거쳐서. 세진은 돈을 받겠죠 — 누구한테서? 「모스트」가 아니라. 제3국의 어떤 회사한테서. 그리고 그쪽 은행이 「누가 돈을 보냈나?」라고 물으면 — 세진은 답하지 못해요.</w:t>
-      </w:r>
-    </w:p>
-    <w:p>
-      <w:pPr>
-        <w:pStyle w:val="BodyText"/>
-      </w:pPr>
-      <w:r>
-        <w:t xml:space="preserve">알렉세이: 그럼 질문은 우리 은행이 아니라. 세진에게 가요. 그들의 수출에.</w:t>
-      </w:r>
-    </w:p>
-    <w:p>
-      <w:pPr>
-        <w:pStyle w:val="BodyText"/>
-      </w:pPr>
-      <w:r>
-        <w:t xml:space="preserve">키릴: 알겠어요. 몰랐어요. 차단할까요?</w:t>
-      </w:r>
-    </w:p>
-    <w:p>
-      <w:pPr>
-        <w:pStyle w:val="BodyText"/>
-      </w:pPr>
-      <w:r>
-        <w:t xml:space="preserve">이리나: 차단하지 마. 정중하게 답해: 「감사하지만 사양합니다」. 그리고 대화는 저장해. 올가 페트로브나께.</w:t>
-      </w:r>
-    </w:p>
-    <w:p>
-      <w:pPr>
-        <w:pStyle w:val="BodyText"/>
-      </w:pPr>
-      <w:r>
-        <w:t xml:space="preserve">올가: 저장해요. 그런 사람들과의 대화를 좋아해요. 나중에 쓸모가 있거든요.</w:t>
-      </w:r>
-    </w:p>
-    <w:p>
-      <w:pPr>
-        <w:pStyle w:val="BodyText"/>
-      </w:pPr>
-      <w:r>
-        <w:t xml:space="preserve">키릴: 저장했어요. 「아르카디」 폴더에. 아직은 얇아요.</w:t>
-      </w:r>
-    </w:p>
-    <w:p>
-      <w:pPr>
-        <w:pStyle w:val="BodyText"/>
-      </w:pPr>
-      <w:r>
-        <w:t xml:space="preserve">알렉세이: 그럼 계획. 첫째 — 세진 확인서. 오늘. 둘째 — 5일 기다린다. 셋째 — 두 번째 길을 찾는다. 깨끗한 길. 서류와 함께.</w:t>
-      </w:r>
-    </w:p>
-    <w:p>
-      <w:pPr>
-        <w:pStyle w:val="BodyText"/>
-      </w:pPr>
-      <w:r>
-        <w:t xml:space="preserve">이리나: 두 번째 길… 생각이 하나 있어요. 아이게림. 알마티. 그녀의 은행은 한국과 직거래가 있어요.</w:t>
-      </w:r>
-    </w:p>
-    <w:p>
-      <w:pPr>
-        <w:pStyle w:val="BodyText"/>
-      </w:pPr>
-      <w:r>
-        <w:t xml:space="preserve">알렉세이: 카자흐스탄을 거쳐서? 합법이에요?</w:t>
-      </w:r>
-    </w:p>
-    <w:p>
-      <w:pPr>
-        <w:pStyle w:val="BodyText"/>
-      </w:pPr>
-      <w:r>
-        <w:t xml:space="preserve">올가: 합법이에요, 우리가 내면. 우리 계좌에서. 카자흐스탄 은행에. 「모스트」 명의로 연 계좌로, 우리 서류, 우리 계약서, 우리 송장으로. 남의 회사를 거치지 않고. 이건 대행인이 아니에요. 그냥 두 번째 계좌예요. 집의 두 번째 문처럼.</w:t>
-      </w:r>
-    </w:p>
-    <w:p>
-      <w:pPr>
-        <w:pStyle w:val="BodyText"/>
-      </w:pPr>
-      <w:r>
-        <w:t xml:space="preserve">이리나: 알마티 계좌 개설 — 2주. 최소. 수요일용은 아니에요. 다음번용이에요.</w:t>
-      </w:r>
-    </w:p>
-    <w:p>
-      <w:pPr>
-        <w:pStyle w:val="BodyText"/>
-      </w:pPr>
-      <w:r>
-        <w:t xml:space="preserve">알렉세이: 그럼 오늘 시작해요. 다음 「네 번째 요청」이 없도록.</w:t>
+        <w:t xml:space="preserve">이리나: 송금이 이제 공식적으로 지연되고 있어요. 네 번째 요청이 왔어요: 이중 용도에 대한 제조사 확인서가 필요하대요.</w:t>
+      </w:r>
+    </w:p>
+    <w:p>
+      <w:pPr>
+        <w:pStyle w:val="BodyText"/>
+      </w:pPr>
+      <w:r>
+        <w:t xml:space="preserve">알렉세이: 젤에 이중 용도라고요? 진심이에요?</w:t>
+      </w:r>
+    </w:p>
+    <w:p>
+      <w:pPr>
+        <w:pStyle w:val="BodyText"/>
+      </w:pPr>
+      <w:r>
+        <w:t xml:space="preserve">이리나: 로봇은 젤이 뭔지 안 읽어요. 단어 세 개를 보고 「정지」를 누르는 거죠, 그게 다예요.</w:t>
+      </w:r>
+    </w:p>
+    <w:p>
+      <w:pPr>
+        <w:pStyle w:val="BodyText"/>
+      </w:pPr>
+      <w:r>
+        <w:t xml:space="preserve">올가: 그건 심사 20년으로 잘 알아요. 다만 그땐 로봇이 사람이었고, 그 사람들도 아무것도 안 읽었어요.</w:t>
+      </w:r>
+    </w:p>
+    <w:p>
+      <w:pPr>
+        <w:pStyle w:val="BodyText"/>
+      </w:pPr>
+      <w:r>
+        <w:t xml:space="preserve">알렉세이: 그래도 사람들은 가끔이라도 사과는 했잖아요.</w:t>
+      </w:r>
+    </w:p>
+    <w:p>
+      <w:pPr>
+        <w:pStyle w:val="BodyText"/>
+      </w:pPr>
+      <w:r>
+        <w:t xml:space="preserve">올가: 했죠, 드물게요. 5년에 한 번쯤, 보통 은퇴 직전에.</w:t>
+      </w:r>
+    </w:p>
+    <w:p>
+      <w:pPr>
+        <w:pStyle w:val="BodyText"/>
+      </w:pPr>
+      <w:r>
+        <w:t xml:space="preserve">키릴: 다른 은행이나 다른 통화로 다르게 보내면 안 돼요?</w:t>
+      </w:r>
+    </w:p>
+    <w:p>
+      <w:pPr>
+        <w:pStyle w:val="BodyText"/>
+      </w:pPr>
+      <w:r>
+        <w:t xml:space="preserve">이리나: 할 수는 있죠. 하지만 걸려 있는 송금이 180만 달러예요. 지금 우리한테도 세진에도 없고, 그 사이 어딘가에 있어요. 다시 보내려면 먼저 돌려받아야 하는데, 반환도 5일 걸려요. 게다가 수수료가 붙고, 환율이 어떨지도 몰라요.</w:t>
+      </w:r>
+    </w:p>
+    <w:p>
+      <w:pPr>
+        <w:pStyle w:val="BodyText"/>
+      </w:pPr>
+      <w:r>
+        <w:t xml:space="preserve">알렉세이: 바로 그 환율이요. 5일 뒤에 돈이 돌아오면 어떤 환율로 받게 돼요?</w:t>
+      </w:r>
+    </w:p>
+    <w:p>
+      <w:pPr>
+        <w:pStyle w:val="BodyText"/>
+      </w:pPr>
+      <w:r>
+        <w:t xml:space="preserve">이리나: 그날 환율로요. 나을 수도 나쁠 수도 있으니, 룰렛이에요.</w:t>
+      </w:r>
+    </w:p>
+    <w:p>
+      <w:pPr>
+        <w:pStyle w:val="BodyText"/>
+      </w:pPr>
+      <w:r>
+        <w:t xml:space="preserve">올가: 또 다른 방법이 있어요: 세진에 공식적으로 기다려 달라고, 그러니까 지불 유예를 요청하는 거예요.</w:t>
+      </w:r>
+    </w:p>
+    <w:p>
+      <w:pPr>
+        <w:pStyle w:val="BodyText"/>
+      </w:pPr>
+      <w:r>
+        <w:t xml:space="preserve">알렉세이: 도윤이 그쪽 회계팀이 벌써 묻는다고 했어요. 이번 송금도 유예해 달라고 하고, 다음 것도…</w:t>
+      </w:r>
+    </w:p>
+    <w:p>
+      <w:pPr>
+        <w:pStyle w:val="BodyText"/>
+      </w:pPr>
+      <w:r>
+        <w:t xml:space="preserve">이리나: …그럼 그건 이제 송금이 아니라 부탁이 되는 거예요. 그리고 대표님은 월요일에 환율 결정을 하세요. 손실을 우리와 나눌지 결정하는 바로 그 주에 부탁하는 건 전혀 때가 아니에요. 시험장에서 할인을 부탁하는 것과 같아요.</w:t>
+      </w:r>
+    </w:p>
+    <w:p>
+      <w:pPr>
+        <w:pStyle w:val="BodyText"/>
+      </w:pPr>
+      <w:r>
+        <w:t xml:space="preserve">도윤: 료샤, 연결돼 있고 다 듣고 있어. 대표님이 결정을 미루셨어. 이렇게 말씀하셨어: 「먼저 돈이 도착하게 하라. 그다음 미래를 이야기하자」.</w:t>
+      </w:r>
+    </w:p>
+    <w:p>
+      <w:pPr>
+        <w:pStyle w:val="BodyText"/>
+      </w:pPr>
+      <w:r>
+        <w:t xml:space="preserve">알렉세이: 미루셨다고? 설마 이 송금 때문에?</w:t>
+      </w:r>
+    </w:p>
+    <w:p>
+      <w:pPr>
+        <w:pStyle w:val="BodyText"/>
+      </w:pPr>
+      <w:r>
+        <w:t xml:space="preserve">도윤: 응, 하지만 불신 때문은 아니야. 「과거가 공중에 떠 있을 땐 미래를 결정할 수 없다」고 하셔. 대표님 말씀 그대로야.</w:t>
+      </w:r>
+    </w:p>
+    <w:p>
+      <w:pPr>
+        <w:pStyle w:val="BodyText"/>
+      </w:pPr>
+      <w:r>
+        <w:t xml:space="preserve">이리나: 좋아요. 그럼 이중 용도에 대한 세진 확인서가 필요해요, 레터헤드에 직인 찍어서요.</w:t>
+      </w:r>
+    </w:p>
+    <w:p>
+      <w:pPr>
+        <w:pStyle w:val="BodyText"/>
+      </w:pPr>
+      <w:r>
+        <w:t xml:space="preserve">도윤: 서류 담당인 소희 씨한테 물어볼게. 그런데 우리 법무팀이 요즘 아주 조심스러워서 「러시아」라는 말은 세 번씩 읽어.</w:t>
+      </w:r>
+    </w:p>
+    <w:p>
+      <w:pPr>
+        <w:pStyle w:val="BodyText"/>
+      </w:pPr>
+      <w:r>
+        <w:t xml:space="preserve">올가: 세 번이면 좋아요, 나도 세 번 읽어요. 읽으라고 해요, 다만 빨리요.</w:t>
+      </w:r>
+    </w:p>
+    <w:p>
+      <w:pPr>
+        <w:pStyle w:val="BodyText"/>
+      </w:pPr>
+      <w:r>
+        <w:t xml:space="preserve">키릴: 질문 하나 더 해도 돼요? 어제 아르카디라는 사람이 연락했는데, 자기를 「지불 대행인」이라고 해요. 한국에 이틀 만에, 수수료 3퍼센트로 보낼 수 있대요. 질문도, 확인서도, 중개 은행도 없이요. 회사 스무 곳의 후기까지 보냈어요.</w:t>
+      </w:r>
+    </w:p>
+    <w:p>
+      <w:pPr>
+        <w:pStyle w:val="BodyText"/>
+      </w:pPr>
+      <w:r>
+        <w:t xml:space="preserve">이리나: 「질문 없이」라… 키릴, 그건 내 직업에서 가장 무서운 말이에요.</w:t>
+      </w:r>
+    </w:p>
+    <w:p>
+      <w:pPr>
+        <w:pStyle w:val="BodyText"/>
+      </w:pPr>
+      <w:r>
+        <w:t xml:space="preserve">키릴: 왜요? 요즘 다들 그렇게 한대요. 그 은행 고객 마흔 명 전부요.</w:t>
+      </w:r>
+    </w:p>
+    <w:p>
+      <w:pPr>
+        <w:pStyle w:val="BodyText"/>
+      </w:pPr>
+      <w:r>
+        <w:t xml:space="preserve">올가: 「다들 그렇게 한다」 — 디마라면 그 말에서 벌써 경계했을 거예요.</w:t>
+      </w:r>
+    </w:p>
+    <w:p>
+      <w:pPr>
+        <w:pStyle w:val="BodyText"/>
+      </w:pPr>
+      <w:r>
+        <w:t xml:space="preserve">이리나: 「질문 없이」는 이런 뜻이에요: 돈이 우리가 보지 못하는 계좌를 거쳐 간다. 없는 회사를 거쳐서. 우리가 모르는 나라를 거쳐서. 세진은 돈을 받겠죠 — 누구한테서? 「모스트」가 아니라 제3국의 어떤 회사한테서요. 그리고 그쪽 은행이 「누가 돈을 보냈나?」라고 물으면 세진은 답하지 못하고, 그 책임은 우리에게 와요.</w:t>
+      </w:r>
+    </w:p>
+    <w:p>
+      <w:pPr>
+        <w:pStyle w:val="BodyText"/>
+      </w:pPr>
+      <w:r>
+        <w:t xml:space="preserve">알렉세이: 그럼 질문은 우리 은행이 아니라 세진과 그들의 수출로 가는 거죠.</w:t>
+      </w:r>
+    </w:p>
+    <w:p>
+      <w:pPr>
+        <w:pStyle w:val="BodyText"/>
+      </w:pPr>
+      <w:r>
+        <w:t xml:space="preserve">키릴: 알겠어요, 몰랐어요. 그 사람 차단할까요?</w:t>
+      </w:r>
+    </w:p>
+    <w:p>
+      <w:pPr>
+        <w:pStyle w:val="BodyText"/>
+      </w:pPr>
+      <w:r>
+        <w:t xml:space="preserve">이리나: 차단하지 마. 정중하게 답해: 「감사하지만 사양합니다」. 그리고 대화는 올가 페트로브나를 위해 전부 저장해.</w:t>
+      </w:r>
+    </w:p>
+    <w:p>
+      <w:pPr>
+        <w:pStyle w:val="BodyText"/>
+      </w:pPr>
+      <w:r>
+        <w:t xml:space="preserve">올가: 그래, 저장해. 그런 사람들과의 대화를 좋아해요. 나중에 쓸모가 있거든요.</w:t>
+      </w:r>
+    </w:p>
+    <w:p>
+      <w:pPr>
+        <w:pStyle w:val="BodyText"/>
+      </w:pPr>
+      <w:r>
+        <w:t xml:space="preserve">키릴: 「아르카디」 폴더에 저장했어요. 아직은 아주 얇아요.</w:t>
+      </w:r>
+    </w:p>
+    <w:p>
+      <w:pPr>
+        <w:pStyle w:val="BodyText"/>
+      </w:pPr>
+      <w:r>
+        <w:t xml:space="preserve">알렉세이: 그럼 계획은 이래요. 첫째, 오늘 세진 확인서. 둘째, 5일 기다린다. 셋째, 서류가 갖춰진 깨끗한 두 번째 길을 찾는다.</w:t>
+      </w:r>
+    </w:p>
+    <w:p>
+      <w:pPr>
+        <w:pStyle w:val="BodyText"/>
+      </w:pPr>
+      <w:r>
+        <w:t xml:space="preserve">이리나: 두 번째 길이라면 생각이 하나 있어요. 알마티의 아이게림 은행이 한국과 직거래가 있어요.</w:t>
+      </w:r>
+    </w:p>
+    <w:p>
+      <w:pPr>
+        <w:pStyle w:val="BodyText"/>
+      </w:pPr>
+      <w:r>
+        <w:t xml:space="preserve">알렉세이: 카자흐스탄을 거쳐서요? 그게 합법이에요?</w:t>
+      </w:r>
+    </w:p>
+    <w:p>
+      <w:pPr>
+        <w:pStyle w:val="BodyText"/>
+      </w:pPr>
+      <w:r>
+        <w:t xml:space="preserve">올가: 우리가 직접, 카자흐스탄 은행의 우리 계좌에서 내면 합법이에요. 계좌는 「모스트」 명의로, 우리 서류, 우리 계약서, 우리 송장으로 열어야 하고, 남의 회사를 거치면 안 돼요. 이건 대행인이 아니라 그냥 두 번째 계좌예요, 집의 두 번째 문처럼요.</w:t>
+      </w:r>
+    </w:p>
+    <w:p>
+      <w:pPr>
+        <w:pStyle w:val="BodyText"/>
+      </w:pPr>
+      <w:r>
+        <w:t xml:space="preserve">이리나: 알마티 계좌 개설은 최소 2주예요. 그러니 수요일용이 아니라 다음번용이에요.</w:t>
+      </w:r>
+    </w:p>
+    <w:p>
+      <w:pPr>
+        <w:pStyle w:val="BodyText"/>
+      </w:pPr>
+      <w:r>
+        <w:t xml:space="preserve">알렉세이: 그럼 다음 「네 번째 요청」이 없도록 오늘 시작해요.</w:t>
       </w:r>
     </w:p>
     <w:bookmarkEnd w:id="34"/>
@@ -4397,7 +4397,7 @@
         <w:pStyle w:val="FirstParagraph"/>
       </w:pPr>
       <w:r>
-        <w:t xml:space="preserve">소희: 알렉세이, 이리나, 안녕하세요. 소희예요. 확인서 준비됐어요. 거의.</w:t>
+        <w:t xml:space="preserve">소희: 알렉세이, 이리나, 안녕하세요, 소희예요. 확인서 준비됐어요. 거의요.</w:t>
       </w:r>
     </w:p>
     <w:p>
@@ -4413,223 +4413,223 @@
         <w:pStyle w:val="BodyText"/>
       </w:pPr>
       <w:r>
-        <w:t xml:space="preserve">소희: 법무팀이 이렇게 쓰고 싶대요: 「이중 용도 품목 아님. 대한민국 수출통제법에 따름」. 법률 번호와 함께.</w:t>
-      </w:r>
-    </w:p>
-    <w:p>
-      <w:pPr>
-        <w:pStyle w:val="BodyText"/>
-      </w:pPr>
-      <w:r>
-        <w:t xml:space="preserve">올가: 법률 번호 — 훌륭해요. 은행은 번호를 좋아해요. 번호가 그들을 진정시키죠.</w:t>
-      </w:r>
-    </w:p>
-    <w:p>
-      <w:pPr>
-        <w:pStyle w:val="BodyText"/>
-      </w:pPr>
-      <w:r>
-        <w:t xml:space="preserve">소희: 그런데 법무팀 말로는 — 대표님이 서명해야 해요. 제가 아니라. 대표님은 지금 서울에 계세요. 내일 오세요.</w:t>
-      </w:r>
-    </w:p>
-    <w:p>
-      <w:pPr>
-        <w:pStyle w:val="BodyText"/>
-      </w:pPr>
-      <w:r>
-        <w:t xml:space="preserve">이리나: 내일이면 — 수요일. 그리고 중개 은행은 — 5일.</w:t>
-      </w:r>
-    </w:p>
-    <w:p>
-      <w:pPr>
-        <w:pStyle w:val="BodyText"/>
-      </w:pPr>
-      <w:r>
-        <w:t xml:space="preserve">소희: 알아요. 그래서 대표님께 갔어요. 아침에. 서울 가시기 전에.</w:t>
-      </w:r>
-    </w:p>
-    <w:p>
-      <w:pPr>
-        <w:pStyle w:val="BodyText"/>
-      </w:pPr>
-      <w:r>
-        <w:t xml:space="preserve">알렉세이: 대표님께 가셨어요? 직접?</w:t>
-      </w:r>
-    </w:p>
-    <w:p>
-      <w:pPr>
-        <w:pStyle w:val="BodyText"/>
-      </w:pPr>
-      <w:r>
-        <w:t xml:space="preserve">소희: 직접요. 20년 일했어요. 부르지 않았는데 간 건 처음이에요. 말씀드렸어요: 「러시아가 서명을 기다립니다. 한 장」.</w:t>
-      </w:r>
-    </w:p>
-    <w:p>
-      <w:pPr>
-        <w:pStyle w:val="BodyText"/>
-      </w:pPr>
-      <w:r>
-        <w:t xml:space="preserve">도윤: 내가 봤어. 대표실 문 앞에 종이 한 장 들고 서 있었어. 비서가 안 된다고 했어, 대표님 바쁘시다고. 소희 씨가 된다고 했지. 러시아어로. 비서는 한마디도 못 알아들었는데 겁을 먹었어. 소희 씨가 그런 모습인 건 처음 봤대.</w:t>
-      </w:r>
-    </w:p>
-    <w:p>
-      <w:pPr>
-        <w:pStyle w:val="BodyText"/>
-      </w:pPr>
-      <w:r>
-        <w:t xml:space="preserve">소희: 대표님이 서명하셨어요. 안 읽고. 이러셨어요: 「소희가 부르지도 않았는데 왔다면 — 중요한 거다」. 그다음에 읽으셨어요.</w:t>
-      </w:r>
-    </w:p>
-    <w:p>
-      <w:pPr>
-        <w:pStyle w:val="BodyText"/>
-      </w:pPr>
-      <w:r>
-        <w:t xml:space="preserve">이리나: 소희 씨. 당신… 고마워요. 초콜릿 보낼게요. 올가 페트로브나 거로.</w:t>
-      </w:r>
-    </w:p>
-    <w:p>
-      <w:pPr>
-        <w:pStyle w:val="BodyText"/>
-      </w:pPr>
-      <w:r>
-        <w:t xml:space="preserve">올가: 내 초콜릿을? 그래요. 소희 씨는 받을 만해요.</w:t>
-      </w:r>
-    </w:p>
-    <w:p>
-      <w:pPr>
-        <w:pStyle w:val="BodyText"/>
-      </w:pPr>
-      <w:r>
-        <w:t xml:space="preserve">소희: 확인서는 — PDF, 원본은 택배로. 택배는 — 사흘. PDF는 — 지금.</w:t>
-      </w:r>
-    </w:p>
-    <w:p>
-      <w:pPr>
-        <w:pStyle w:val="BodyText"/>
-      </w:pPr>
-      <w:r>
-        <w:t xml:space="preserve">이리나: 크세니야 파블로브나, 벨로바예요. 제조사 확인서. 레터헤드로. 법률 번호. 대표 서명. 보내요.</w:t>
-      </w:r>
-    </w:p>
-    <w:p>
-      <w:pPr>
-        <w:pStyle w:val="BodyText"/>
-      </w:pPr>
-      <w:r>
-        <w:t xml:space="preserve">리조바: 받았어요. 좋은 확인서네요. 내가 본 것 중 최고예요. 중개 은행에 보낼게요. 하지만 아시죠 — 5일.</w:t>
-      </w:r>
-    </w:p>
-    <w:p>
-      <w:pPr>
-        <w:pStyle w:val="BodyText"/>
-      </w:pPr>
-      <w:r>
-        <w:t xml:space="preserve">이리나: 알아요. 고마워요.</w:t>
-      </w:r>
-    </w:p>
-    <w:p>
-      <w:pPr>
-        <w:pStyle w:val="BodyText"/>
-      </w:pPr>
-      <w:r>
-        <w:t xml:space="preserve">알렉세이: 5일. 그럼 — 월요일이네. 세진은 월요일까지 기다려 줄까?</w:t>
-      </w:r>
-    </w:p>
-    <w:p>
-      <w:pPr>
-        <w:pStyle w:val="BodyText"/>
-      </w:pPr>
-      <w:r>
-        <w:t xml:space="preserve">도윤: 기다릴 거야. 회계팀과 얘기해 볼게. 하지만 연체료는 — 내가 정하는 게 아니야.</w:t>
-      </w:r>
-    </w:p>
-    <w:p>
-      <w:pPr>
-        <w:pStyle w:val="BodyText"/>
-      </w:pPr>
-      <w:r>
-        <w:t xml:space="preserve">리조바: 이리나 세르게예브나, 업무 외 얘기 해도 될까요? 아르카디가 연락했나요? 지불 대행인?</w:t>
-      </w:r>
-    </w:p>
-    <w:p>
-      <w:pPr>
-        <w:pStyle w:val="BodyText"/>
-      </w:pPr>
-      <w:r>
-        <w:t xml:space="preserve">이리나: 했어요. 우리 직원한테. 왜요?</w:t>
-      </w:r>
-    </w:p>
-    <w:p>
-      <w:pPr>
-        <w:pStyle w:val="BodyText"/>
-      </w:pPr>
-      <w:r>
-        <w:t xml:space="preserve">리조바: 우리 고객 전부한테 연락했어요. 셋이 동의했어요. 어제 한 명은 계좌가 동결됐어요 — 만일을 위해서, 115호 법에 따라. 다른 한 명은 세무서에 불려 가서 홍콩의 새 친구들이 누군지 설명하고 있어요. 이건 내가 말한 게 아니에요.</w:t>
-      </w:r>
-    </w:p>
-    <w:p>
-      <w:pPr>
-        <w:pStyle w:val="BodyText"/>
-      </w:pPr>
-      <w:r>
-        <w:t xml:space="preserve">이리나: 말씀 안 하셨어요. 난 못 들었고요. 고마워요.</w:t>
-      </w:r>
-    </w:p>
-    <w:p>
-      <w:pPr>
-        <w:pStyle w:val="BodyText"/>
-      </w:pPr>
-      <w:r>
-        <w:t xml:space="preserve">키릴: 셋이 동의했는데 한 명이 동결됐다고요? 하루 만에?</w:t>
-      </w:r>
-    </w:p>
-    <w:p>
-      <w:pPr>
-        <w:pStyle w:val="BodyText"/>
-      </w:pPr>
-      <w:r>
-        <w:t xml:space="preserve">이리나: 하루 만에. 「질문 없이」는 — 질문이 나중에 온다는 뜻이에요. 더 많이.</w:t>
-      </w:r>
-    </w:p>
-    <w:p>
-      <w:pPr>
-        <w:pStyle w:val="BodyText"/>
-      </w:pPr>
-      <w:r>
-        <w:t xml:space="preserve">알렉세이: 키릴, 적어 둬. 이것도 교훈이야. 「다들 그렇게 한다」에 대한.</w:t>
-      </w:r>
-    </w:p>
-    <w:p>
-      <w:pPr>
-        <w:pStyle w:val="BodyText"/>
-      </w:pPr>
-      <w:r>
-        <w:t xml:space="preserve">키릴: 적었어요. 아르카디 — 별도 폴더. 올가 페트로브나가 「쓸모 있다」고 하셨으니까.</w:t>
-      </w:r>
-    </w:p>
-    <w:p>
-      <w:pPr>
-        <w:pStyle w:val="BodyText"/>
-      </w:pPr>
-      <w:r>
-        <w:t xml:space="preserve">도윤: 료샤, 하나 더. 대표님이 떠나시기 전에 나한테 물으셨어: 「그들은 대행인에게 가지 않았나?」 대행인 얘긴 알고 계셔, 여기도 그런 사람들이 전화하거든. 말씀드렸어: 「아니요. 제안받았는데. 거절했습니다」. 고개를 끄덕이셨어. 그리고 아무 말씀도 안 하셨어.</w:t>
-      </w:r>
-    </w:p>
-    <w:p>
-      <w:pPr>
-        <w:pStyle w:val="BodyText"/>
-      </w:pPr>
-      <w:r>
-        <w:t xml:space="preserve">알렉세이: 끄덕이셨다. 좋은 거야, 나쁜 거야?</w:t>
-      </w:r>
-    </w:p>
-    <w:p>
-      <w:pPr>
-        <w:pStyle w:val="BodyText"/>
-      </w:pPr>
-      <w:r>
-        <w:t xml:space="preserve">도윤: 그건 — 자보드치코프의 차 같은 거야. 끄덕이셨으면 — 대화가 있을 거야. 안 그러셨으면 — 대화는 없고.</w:t>
+        <w:t xml:space="preserve">소희: 법무팀이 이렇게 쓰고 싶대요: 「이중 용도 품목 아님, 대한민국 수출통제법에 따름」. 그리고 법률 번호를 넣고요.</w:t>
+      </w:r>
+    </w:p>
+    <w:p>
+      <w:pPr>
+        <w:pStyle w:val="BodyText"/>
+      </w:pPr>
+      <w:r>
+        <w:t xml:space="preserve">올가: 법률 번호라니 훌륭해요. 은행은 번호를 좋아해요, 번호가 그들을 진정시키거든요.</w:t>
+      </w:r>
+    </w:p>
+    <w:p>
+      <w:pPr>
+        <w:pStyle w:val="BodyText"/>
+      </w:pPr>
+      <w:r>
+        <w:t xml:space="preserve">소희: 그런데 법무팀 말로는 제가 아니라 대표님이 서명해야 한대요. 대표님은 지금 서울에 계시고 내일에야 오세요.</w:t>
+      </w:r>
+    </w:p>
+    <w:p>
+      <w:pPr>
+        <w:pStyle w:val="BodyText"/>
+      </w:pPr>
+      <w:r>
+        <w:t xml:space="preserve">이리나: 내일이면 벌써 수요일인데, 중개 은행은 5일이 필요해요.</w:t>
+      </w:r>
+    </w:p>
+    <w:p>
+      <w:pPr>
+        <w:pStyle w:val="BodyText"/>
+      </w:pPr>
+      <w:r>
+        <w:t xml:space="preserve">소희: 알아요. 그래서 아침에, 서울 가시기 전에 대표님께 갔어요.</w:t>
+      </w:r>
+    </w:p>
+    <w:p>
+      <w:pPr>
+        <w:pStyle w:val="BodyText"/>
+      </w:pPr>
+      <w:r>
+        <w:t xml:space="preserve">알렉세이: 대표님께 가셨어요? 부르지도 않았는데 직접요?</w:t>
+      </w:r>
+    </w:p>
+    <w:p>
+      <w:pPr>
+        <w:pStyle w:val="BodyText"/>
+      </w:pPr>
+      <w:r>
+        <w:t xml:space="preserve">소희: 직접요. 20년 일했는데 부르지 않았는데 간 건 처음이에요. 말씀드렸어요: 「러시아가 서명을 기다립니다. 한 장」.</w:t>
+      </w:r>
+    </w:p>
+    <w:p>
+      <w:pPr>
+        <w:pStyle w:val="BodyText"/>
+      </w:pPr>
+      <w:r>
+        <w:t xml:space="preserve">도윤: 내가 봤어. 대표실 문 앞에 종이 한 장 들고 서 있었어. 비서가 대표님 바쁘셔서 안 된다고 하니까, 소희 씨가 된다고 했지, 그것도 러시아어로. 비서는 한마디도 못 알아들었는데 겁을 먹었어, 소희 씨가 그런 모습인 건 처음 봤으니까.</w:t>
+      </w:r>
+    </w:p>
+    <w:p>
+      <w:pPr>
+        <w:pStyle w:val="BodyText"/>
+      </w:pPr>
+      <w:r>
+        <w:t xml:space="preserve">소희: 대표님이 안 읽고 서명하시면서 이러셨어요: 「소희가 부르지도 않았는데 왔다면 — 중요한 거다」. 읽은 건 그다음이에요.</w:t>
+      </w:r>
+    </w:p>
+    <w:p>
+      <w:pPr>
+        <w:pStyle w:val="BodyText"/>
+      </w:pPr>
+      <w:r>
+        <w:t xml:space="preserve">이리나: 소희 씨, 당신… 정말 고마워요. 초콜릿 보낼게요, 그것도 올가 페트로브나 거로요.</w:t>
+      </w:r>
+    </w:p>
+    <w:p>
+      <w:pPr>
+        <w:pStyle w:val="BodyText"/>
+      </w:pPr>
+      <w:r>
+        <w:t xml:space="preserve">올가: 내 초콜릿을? 그래요, 그러죠. 소희 씨는 받을 만해요.</w:t>
+      </w:r>
+    </w:p>
+    <w:p>
+      <w:pPr>
+        <w:pStyle w:val="BodyText"/>
+      </w:pPr>
+      <w:r>
+        <w:t xml:space="preserve">소희: 확인서는 지금 바로 PDF로 보내고, 원본은 택배로 보낼게요, 사흘 걸려요.</w:t>
+      </w:r>
+    </w:p>
+    <w:p>
+      <w:pPr>
+        <w:pStyle w:val="BodyText"/>
+      </w:pPr>
+      <w:r>
+        <w:t xml:space="preserve">이리나: 크세니야 파블로브나, 벨로바예요. 레터헤드에 법률 번호와 대표 서명이 있는 제조사 확인서를 보내 드려요.</w:t>
+      </w:r>
+    </w:p>
+    <w:p>
+      <w:pPr>
+        <w:pStyle w:val="BodyText"/>
+      </w:pPr>
+      <w:r>
+        <w:t xml:space="preserve">리조바: 받았어요. 좋은 확인서네요, 내가 본 것 중 최고예요. 지금 중개 은행에 보낼게요. 하지만 5일 걸린다는 건 아시죠.</w:t>
+      </w:r>
+    </w:p>
+    <w:p>
+      <w:pPr>
+        <w:pStyle w:val="BodyText"/>
+      </w:pPr>
+      <w:r>
+        <w:t xml:space="preserve">이리나: 알아요, 크세니야 파블로브나. 도와주셔서 고마워요.</w:t>
+      </w:r>
+    </w:p>
+    <w:p>
+      <w:pPr>
+        <w:pStyle w:val="BodyText"/>
+      </w:pPr>
+      <w:r>
+        <w:t xml:space="preserve">알렉세이: 5일이면 월요일이네. 도윤, 세진은 월요일까지 기다려 줄까?</w:t>
+      </w:r>
+    </w:p>
+    <w:p>
+      <w:pPr>
+        <w:pStyle w:val="BodyText"/>
+      </w:pPr>
+      <w:r>
+        <w:t xml:space="preserve">도윤: 기다릴 거야, 회계팀과 얘기해 볼게. 하지만 연체료는 내가 정하는 게 아니야, 알지?</w:t>
+      </w:r>
+    </w:p>
+    <w:p>
+      <w:pPr>
+        <w:pStyle w:val="BodyText"/>
+      </w:pPr>
+      <w:r>
+        <w:t xml:space="preserve">리조바: 이리나 세르게예브나, 업무 외 얘기 해도 될까요? 그 지불 대행인 아르카디가 연락했나요?</w:t>
+      </w:r>
+    </w:p>
+    <w:p>
+      <w:pPr>
+        <w:pStyle w:val="BodyText"/>
+      </w:pPr>
+      <w:r>
+        <w:t xml:space="preserve">이리나: 했어요, 나 말고 우리 직원한테요. 무슨 일 있어요?</w:t>
+      </w:r>
+    </w:p>
+    <w:p>
+      <w:pPr>
+        <w:pStyle w:val="BodyText"/>
+      </w:pPr>
+      <w:r>
+        <w:t xml:space="preserve">리조바: 우리 고객 전부한테 연락했는데, 셋이 동의했어요. 어제 한 명은 만일을 위해 115호 법에 따라 계좌가 동결됐어요. 다른 한 명은 세무서에 불려 가서 홍콩의 새 친구들이 누군지 설명하고 있어요. 다만 이건 내가 말한 게 아니에요.</w:t>
+      </w:r>
+    </w:p>
+    <w:p>
+      <w:pPr>
+        <w:pStyle w:val="BodyText"/>
+      </w:pPr>
+      <w:r>
+        <w:t xml:space="preserve">이리나: 아무 말씀도 안 하셨고, 저도 아무것도 못 들었어요. 고마워요.</w:t>
+      </w:r>
+    </w:p>
+    <w:p>
+      <w:pPr>
+        <w:pStyle w:val="BodyText"/>
+      </w:pPr>
+      <w:r>
+        <w:t xml:space="preserve">키릴: 셋이 동의했는데 한 명이 벌써 동결됐다고요? 겨우 하루 만에?</w:t>
+      </w:r>
+    </w:p>
+    <w:p>
+      <w:pPr>
+        <w:pStyle w:val="BodyText"/>
+      </w:pPr>
+      <w:r>
+        <w:t xml:space="preserve">이리나: 하루 만에. 「질문 없이」는 질문이 나중에, 훨씬 더 많이 온다는 뜻이에요.</w:t>
+      </w:r>
+    </w:p>
+    <w:p>
+      <w:pPr>
+        <w:pStyle w:val="BodyText"/>
+      </w:pPr>
+      <w:r>
+        <w:t xml:space="preserve">알렉세이: 키릴, 「다들 그렇게 한다」에 대한 교훈으로 적어 둬.</w:t>
+      </w:r>
+    </w:p>
+    <w:p>
+      <w:pPr>
+        <w:pStyle w:val="BodyText"/>
+      </w:pPr>
+      <w:r>
+        <w:t xml:space="preserve">키릴: 적었어요. 올가 페트로브나가 「쓸모 있다」고 하셔서 아르카디는 별도 폴더에 넣었어요.</w:t>
+      </w:r>
+    </w:p>
+    <w:p>
+      <w:pPr>
+        <w:pStyle w:val="BodyText"/>
+      </w:pPr>
+      <w:r>
+        <w:t xml:space="preserve">도윤: 료샤, 하나 더. 대표님이 떠나시기 전에 나한테 물으셨어: 「그들은 대행인에게 가지 않았나?」 여기도 그런 사람들이 전화해서 대행인 얘긴 알고 계셔. 말씀드렸어: 「아니요. 제안받았는데 거절했습니다」. 고개를 끄덕이시고 아무 말씀도 안 하셨어.</w:t>
+      </w:r>
+    </w:p>
+    <w:p>
+      <w:pPr>
+        <w:pStyle w:val="BodyText"/>
+      </w:pPr>
+      <w:r>
+        <w:t xml:space="preserve">알렉세이: 끄덕이셨다… 도윤, 그게 좋은 거야, 나쁜 거야?</w:t>
+      </w:r>
+    </w:p>
+    <w:p>
+      <w:pPr>
+        <w:pStyle w:val="BodyText"/>
+      </w:pPr>
+      <w:r>
+        <w:t xml:space="preserve">도윤: 그건 자보드치코프의 차 같은 거야. 끄덕이셨으면 대화가 있을 거고, 안 그러셨으면 대화는 없어.</w:t>
       </w:r>
     </w:p>
     <w:bookmarkEnd w:id="35"/>
@@ -4647,119 +4647,119 @@
         <w:pStyle w:val="FirstParagraph"/>
       </w:pPr>
       <w:r>
-        <w:t xml:space="preserve">이리나: 수요일. 16시 정각. 송금 미도착. 중개 은행은 침묵.</w:t>
-      </w:r>
-    </w:p>
-    <w:p>
-      <w:pPr>
-        <w:pStyle w:val="BodyText"/>
-      </w:pPr>
-      <w:r>
-        <w:t xml:space="preserve">알렉세이: 세진은?</w:t>
-      </w:r>
-    </w:p>
-    <w:p>
-      <w:pPr>
-        <w:pStyle w:val="BodyText"/>
-      </w:pPr>
-      <w:r>
-        <w:t xml:space="preserve">도윤: 회계팀이 깃발을 꽂았어. 빨간색. 「연체」. 「모스트」와 5년 만에 처음. 재무 이사가 전화했어.</w:t>
-      </w:r>
-    </w:p>
-    <w:p>
-      <w:pPr>
-        <w:pStyle w:val="BodyText"/>
-      </w:pPr>
-      <w:r>
-        <w:t xml:space="preserve">이리나: 뭐라고 했어요?</w:t>
-      </w:r>
-    </w:p>
-    <w:p>
-      <w:pPr>
-        <w:pStyle w:val="BodyText"/>
-      </w:pPr>
-      <w:r>
-        <w:t xml:space="preserve">도윤: 이렇게 말했어: 「계약상 — 연체료. 하루 0.1퍼센트」. 그리고 물었어: 「그들을 믿나?」 「네」라고 했어. 그러자: 「그럼 서류 전부 보내라고 해. 전부. 은행에 보낸 편지 하나하나. 답장 하나하나」. 숨기지 않는다는 걸 보려고.</w:t>
-      </w:r>
-    </w:p>
-    <w:p>
-      <w:pPr>
-        <w:pStyle w:val="BodyText"/>
-      </w:pPr>
-      <w:r>
-        <w:t xml:space="preserve">올가: 서류 전부요? 그건… 편지 스무 통이에요. 거기에 은행 답장. 거기에 아르카디와의 대화까지.</w:t>
-      </w:r>
-    </w:p>
-    <w:p>
-      <w:pPr>
-        <w:pStyle w:val="BodyText"/>
-      </w:pPr>
-      <w:r>
-        <w:t xml:space="preserve">이리나: 아르카디 것도요? 왜요?</w:t>
-      </w:r>
-    </w:p>
-    <w:p>
-      <w:pPr>
-        <w:pStyle w:val="BodyText"/>
-      </w:pPr>
-      <w:r>
-        <w:t xml:space="preserve">올가: 증거니까요. 회색 길을 제안받았고 — 거절했다. 어떤 확인서보다 나아요.</w:t>
-      </w:r>
-    </w:p>
-    <w:p>
-      <w:pPr>
-        <w:pStyle w:val="BodyText"/>
-      </w:pPr>
-      <w:r>
-        <w:t xml:space="preserve">알렉세이: 전부 보내요. 오늘. 이리나, 할 수 있어요?</w:t>
-      </w:r>
-    </w:p>
-    <w:p>
-      <w:pPr>
-        <w:pStyle w:val="BodyText"/>
-      </w:pPr>
-      <w:r>
-        <w:t xml:space="preserve">이리나: 내가요. 40분. 다 폴더에 있어요. 날짜와 함께. 매일 일지를 써요. 자보드치코프처럼.</w:t>
-      </w:r>
-    </w:p>
-    <w:p>
-      <w:pPr>
-        <w:pStyle w:val="BodyText"/>
-      </w:pPr>
-      <w:r>
-        <w:t xml:space="preserve">키릴: 송금 일지. 온도도 있어요?</w:t>
-      </w:r>
-    </w:p>
-    <w:p>
-      <w:pPr>
-        <w:pStyle w:val="BodyText"/>
-      </w:pPr>
-      <w:r>
-        <w:t xml:space="preserve">이리나: 온도도. 내 거. 37.2도. 어제.</w:t>
-      </w:r>
-    </w:p>
-    <w:p>
-      <w:pPr>
-        <w:pStyle w:val="BodyText"/>
-      </w:pPr>
-      <w:r>
-        <w:t xml:space="preserve">알렉세이: 이리나. 「자신에게도」.</w:t>
-      </w:r>
-    </w:p>
-    <w:p>
-      <w:pPr>
-        <w:pStyle w:val="BodyText"/>
-      </w:pPr>
-      <w:r>
-        <w:t xml:space="preserve">이리나: 알아요. 오늘 보내고 — 집에 갈게요. 약속해요.</w:t>
-      </w:r>
-    </w:p>
-    <w:p>
-      <w:pPr>
-        <w:pStyle w:val="BodyText"/>
-      </w:pPr>
-      <w:r>
-        <w:t xml:space="preserve">리조바: 이리나 세르게예브나, 리조바예요. 소식이에요. 중개 은행이 5일이 아니라 사흘 만에 답했어요. 제조사 확인서가 「충분하다」고요. 송금 처리됐어요. 오늘. 모스크바 시간 15시 50분. 전화하기 전에 내가 직접 두 번 확인했어요.</w:t>
+        <w:t xml:space="preserve">이리나: 수요일 16시 정각. 송금은 아직 안 들어왔고, 중개 은행은 침묵해요.</w:t>
+      </w:r>
+    </w:p>
+    <w:p>
+      <w:pPr>
+        <w:pStyle w:val="BodyText"/>
+      </w:pPr>
+      <w:r>
+        <w:t xml:space="preserve">알렉세이: 세진 쪽은요? 도윤, 거긴 어때?</w:t>
+      </w:r>
+    </w:p>
+    <w:p>
+      <w:pPr>
+        <w:pStyle w:val="BodyText"/>
+      </w:pPr>
+      <w:r>
+        <w:t xml:space="preserve">도윤: 회계팀이 「연체」라고 쓴 빨간 깃발을 꽂았어. 「모스트」와 5년 거래하면서 첫 연체야. 재무 이사가 벌써 전화했어.</w:t>
+      </w:r>
+    </w:p>
+    <w:p>
+      <w:pPr>
+        <w:pStyle w:val="BodyText"/>
+      </w:pPr>
+      <w:r>
+        <w:t xml:space="preserve">이리나: 뭐라고 했어요, 도윤?</w:t>
+      </w:r>
+    </w:p>
+    <w:p>
+      <w:pPr>
+        <w:pStyle w:val="BodyText"/>
+      </w:pPr>
+      <w:r>
+        <w:t xml:space="preserve">도윤: 이렇게 말했어: 「계약상 연체료, 하루 0.1퍼센트」. 그리고 「그들을 믿나?」라고 물어서 「네」라고 했어. 그러자 「그럼 서류 전부, 은행에 보낸 편지 하나하나, 답장 하나하나 다 보내라고 해」라고 했어. 숨기지 않는다는 걸 보려고.</w:t>
+      </w:r>
+    </w:p>
+    <w:p>
+      <w:pPr>
+        <w:pStyle w:val="BodyText"/>
+      </w:pPr>
+      <w:r>
+        <w:t xml:space="preserve">올가: 서류 전부요? 그건… 편지 스무 통에 은행 답장, 거기에 아르카디와의 대화까지예요.</w:t>
+      </w:r>
+    </w:p>
+    <w:p>
+      <w:pPr>
+        <w:pStyle w:val="BodyText"/>
+      </w:pPr>
+      <w:r>
+        <w:t xml:space="preserve">이리나: 아르카디 것도요? 그건 왜요?</w:t>
+      </w:r>
+    </w:p>
+    <w:p>
+      <w:pPr>
+        <w:pStyle w:val="BodyText"/>
+      </w:pPr>
+      <w:r>
+        <w:t xml:space="preserve">올가: 증거니까요: 회색 길을 제안받았는데 거절했다. 어떤 확인서보다 나아요.</w:t>
+      </w:r>
+    </w:p>
+    <w:p>
+      <w:pPr>
+        <w:pStyle w:val="BodyText"/>
+      </w:pPr>
+      <w:r>
+        <w:t xml:space="preserve">알렉세이: 오늘 전부 보내요. 이리나, 다 모을 수 있겠어?</w:t>
+      </w:r>
+    </w:p>
+    <w:p>
+      <w:pPr>
+        <w:pStyle w:val="BodyText"/>
+      </w:pPr>
+      <w:r>
+        <w:t xml:space="preserve">이리나: 할 수 있어요, 40분이면 돼요. 매일 자보드치코프처럼 일지를 써서, 다 날짜별로 폴더에 있어요.</w:t>
+      </w:r>
+    </w:p>
+    <w:p>
+      <w:pPr>
+        <w:pStyle w:val="BodyText"/>
+      </w:pPr>
+      <w:r>
+        <w:t xml:space="preserve">키릴: 송금 일지요? 창고처럼 온도도 있어요?</w:t>
+      </w:r>
+    </w:p>
+    <w:p>
+      <w:pPr>
+        <w:pStyle w:val="BodyText"/>
+      </w:pPr>
+      <w:r>
+        <w:t xml:space="preserve">이리나: 온도도 있어, 내 체온이지만. 어제 37.2도였어.</w:t>
+      </w:r>
+    </w:p>
+    <w:p>
+      <w:pPr>
+        <w:pStyle w:val="BodyText"/>
+      </w:pPr>
+      <w:r>
+        <w:t xml:space="preserve">알렉세이: 이리나, 기억하지? 「자신에게도」.</w:t>
+      </w:r>
+    </w:p>
+    <w:p>
+      <w:pPr>
+        <w:pStyle w:val="BodyText"/>
+      </w:pPr>
+      <w:r>
+        <w:t xml:space="preserve">이리나: 알아요. 오늘 서류 보내고 바로 집에 갈게요, 약속해요.</w:t>
+      </w:r>
+    </w:p>
+    <w:p>
+      <w:pPr>
+        <w:pStyle w:val="BodyText"/>
+      </w:pPr>
+      <w:r>
+        <w:t xml:space="preserve">리조바: 이리나 세르게예브나, 리조바예요, 소식이 있어요. 중개 은행이 5일이 아니라 사흘 만에 답했는데, 제조사 확인서가 「충분하다」고 썼어요. 송금은 오늘 모스크바 시간 15시 50분에 처리됐어요. 전화하기 전에 내가 직접 두 번 확인했어요.</w:t>
       </w:r>
     </w:p>
     <w:p>
@@ -4775,71 +4775,71 @@
         <w:pStyle w:val="BodyText"/>
       </w:pPr>
       <w:r>
-        <w:t xml:space="preserve">리조바: 당신이 한국에 전화하기 10분 전에요. 알아요. 시계 보시는 걸 봤어요. 중개 은행이 하나 더 썼어요: 「한 달 만에 처음 받은, 법률 번호와 대표 서명이 있는 제조사 확인서」. 소희 씨가 우리 모두를 도왔어요. 이제 모든 고객에게 그런 확인서를 요청할 거예요.</w:t>
-      </w:r>
-    </w:p>
-    <w:p>
-      <w:pPr>
-        <w:pStyle w:val="BodyText"/>
-      </w:pPr>
-      <w:r>
-        <w:t xml:space="preserve">도윤: 료샤… 들어왔어. 지금. 우리 회계팀이 봐. 180만. 재무 이사가 깃발을 뺐어.</w:t>
-      </w:r>
-    </w:p>
-    <w:p>
-      <w:pPr>
-        <w:pStyle w:val="BodyText"/>
-      </w:pPr>
-      <w:r>
-        <w:t xml:space="preserve">알렉세이: 연체료는?</w:t>
-      </w:r>
-    </w:p>
-    <w:p>
-      <w:pPr>
-        <w:pStyle w:val="BodyText"/>
-      </w:pPr>
-      <w:r>
-        <w:t xml:space="preserve">도윤: 연체료 — 0. 이렇게 말했어: 「연체는 은행 탓, 서류는 모범적」. 그 사람 단어야. 모범적.</w:t>
-      </w:r>
-    </w:p>
-    <w:p>
-      <w:pPr>
-        <w:pStyle w:val="BodyText"/>
-      </w:pPr>
-      <w:r>
-        <w:t xml:space="preserve">올가: 모범적. 20년 동안 아무도 나한테 그렇게 말한 적 없어요.</w:t>
-      </w:r>
-    </w:p>
-    <w:p>
-      <w:pPr>
-        <w:pStyle w:val="BodyText"/>
-      </w:pPr>
-      <w:r>
-        <w:t xml:space="preserve">이리나: 오늘 환율 — 126. 월요일엔 131이었어요. 900만이에요. 우연히.</w:t>
-      </w:r>
-    </w:p>
-    <w:p>
-      <w:pPr>
-        <w:pStyle w:val="BodyText"/>
-      </w:pPr>
-      <w:r>
-        <w:t xml:space="preserve">알렉세이: 벌었다고요? 지연으로?</w:t>
-      </w:r>
-    </w:p>
-    <w:p>
-      <w:pPr>
-        <w:pStyle w:val="BodyText"/>
-      </w:pPr>
-      <w:r>
-        <w:t xml:space="preserve">이리나: 네. 전략이 아니에요. 그걸 전략으로 삼을 생각은 하지도 마세요.</w:t>
-      </w:r>
-    </w:p>
-    <w:p>
-      <w:pPr>
-        <w:pStyle w:val="BodyText"/>
-      </w:pPr>
-      <w:r>
-        <w:t xml:space="preserve">알렉세이: 안 해요. 약속해요. 룰렛은 그만.</w:t>
+        <w:t xml:space="preserve">리조바: 당신이 한국에 전화하기 10분 전에요, 시계 보시는 걸 봐서 알아요. 중개 은행이 하나 더 썼어요: 「한 달 만에 처음 받은, 법률 번호와 대표 서명이 있는 제조사 확인서」. 소희 씨가 우리 모두를 도왔어요. 이제 모든 고객에게 그런 확인서를 요청할 거예요.</w:t>
+      </w:r>
+    </w:p>
+    <w:p>
+      <w:pPr>
+        <w:pStyle w:val="BodyText"/>
+      </w:pPr>
+      <w:r>
+        <w:t xml:space="preserve">도윤: 료샤… 지금 들어왔어, 우리 회계팀이 보고 있어. 180만, 재무 이사가 벌써 깃발을 뺐어.</w:t>
+      </w:r>
+    </w:p>
+    <w:p>
+      <w:pPr>
+        <w:pStyle w:val="BodyText"/>
+      </w:pPr>
+      <w:r>
+        <w:t xml:space="preserve">알렉세이: 연체료는 어떻게 돼? 결국 붙는 거야?</w:t>
+      </w:r>
+    </w:p>
+    <w:p>
+      <w:pPr>
+        <w:pStyle w:val="BodyText"/>
+      </w:pPr>
+      <w:r>
+        <w:t xml:space="preserve">도윤: 연체료는 0이야. 이렇게 말했어: 「연체는 은행 탓, 서류는 모범적」. 그 사람 단어야: 모범적.</w:t>
+      </w:r>
+    </w:p>
+    <w:p>
+      <w:pPr>
+        <w:pStyle w:val="BodyText"/>
+      </w:pPr>
+      <w:r>
+        <w:t xml:space="preserve">올가: 모범적이라… 20년 동안 아무도 나한테 그렇게 말한 적 없어요.</w:t>
+      </w:r>
+    </w:p>
+    <w:p>
+      <w:pPr>
+        <w:pStyle w:val="BodyText"/>
+      </w:pPr>
+      <w:r>
+        <w:t xml:space="preserve">이리나: 오늘 환율이 126인데, 월요일엔 131이었어요. 완전히 우연히 900만을 아낀 셈이에요.</w:t>
+      </w:r>
+    </w:p>
+    <w:p>
+      <w:pPr>
+        <w:pStyle w:val="BodyText"/>
+      </w:pPr>
+      <w:r>
+        <w:t xml:space="preserve">알렉세이: 그러니까 지연으로 벌었다는 거예요? 진짜로?</w:t>
+      </w:r>
+    </w:p>
+    <w:p>
+      <w:pPr>
+        <w:pStyle w:val="BodyText"/>
+      </w:pPr>
+      <w:r>
+        <w:t xml:space="preserve">이리나: 네. 하지만 전략이 아니에요. 그걸 전략으로 삼을 생각은 하지도 마세요.</w:t>
+      </w:r>
+    </w:p>
+    <w:p>
+      <w:pPr>
+        <w:pStyle w:val="BodyText"/>
+      </w:pPr>
+      <w:r>
+        <w:t xml:space="preserve">알렉세이: 안 해요, 약속해요. 룰렛은 이제 그만이에요.</w:t>
       </w:r>
     </w:p>
     <w:bookmarkEnd w:id="36"/>
@@ -4857,119 +4857,119 @@
         <w:pStyle w:val="FirstParagraph"/>
       </w:pPr>
       <w:r>
-        <w:t xml:space="preserve">이리나: 결산. 송금 완료. 5일 지연. 연체료 없이. 환율 이득 — 우연히.</w:t>
-      </w:r>
-    </w:p>
-    <w:p>
-      <w:pPr>
-        <w:pStyle w:val="BodyText"/>
-      </w:pPr>
-      <w:r>
-        <w:t xml:space="preserve">올가: 그리고 교훈. 앞으로 모든 송금엔 — 제조사 확인서를 미리. 양식으로. 소희 씨가 동의했어요.</w:t>
-      </w:r>
-    </w:p>
-    <w:p>
-      <w:pPr>
-        <w:pStyle w:val="BodyText"/>
-      </w:pPr>
-      <w:r>
-        <w:t xml:space="preserve">키릴: 그리고 두 번째 계좌. 알마티. 아이게림이 자기 은행을 소개해 줬어요. 월요일에 서류 제출해요.</w:t>
-      </w:r>
-    </w:p>
-    <w:p>
-      <w:pPr>
-        <w:pStyle w:val="BodyText"/>
-      </w:pPr>
-      <w:r>
-        <w:t xml:space="preserve">아이게림: 알렉세이 니콜라예비치, 우리 은행은 준비됐어요. 조건: 모든 게 투명할 것. 송금마다 — 계약서와 송장.</w:t>
-      </w:r>
-    </w:p>
-    <w:p>
-      <w:pPr>
-        <w:pStyle w:val="BodyText"/>
-      </w:pPr>
-      <w:r>
-        <w:t xml:space="preserve">알렉세이: 바로 그거예요. 대행인 말고. 우리 계좌. 우리 서류. 우리 은행이 또 멈추면 — 당신 은행으로 가요.</w:t>
-      </w:r>
-    </w:p>
-    <w:p>
-      <w:pPr>
-        <w:pStyle w:val="BodyText"/>
-      </w:pPr>
-      <w:r>
-        <w:t xml:space="preserve">아이게림: 카자흐스탄은 — 아직 아니고. 계좌는 — 이미. 좋아하시는 대로.</w:t>
-      </w:r>
-    </w:p>
-    <w:p>
-      <w:pPr>
-        <w:pStyle w:val="BodyText"/>
-      </w:pPr>
-      <w:r>
-        <w:t xml:space="preserve">도윤: 료샤, 대표님이 서울에서 돌아오셨어. 편지 스무 통을 다 읽으셨어. 아르카디와의 대화도.</w:t>
-      </w:r>
-    </w:p>
-    <w:p>
-      <w:pPr>
-        <w:pStyle w:val="BodyText"/>
-      </w:pPr>
-      <w:r>
-        <w:t xml:space="preserve">알렉세이: 스무 통 전부? 직접?</w:t>
-      </w:r>
-    </w:p>
-    <w:p>
-      <w:pPr>
-        <w:pStyle w:val="BodyText"/>
-      </w:pPr>
-      <w:r>
-        <w:t xml:space="preserve">도윤: 직접. 사전 들고. 이틀 저녁. 이렇게 말씀하셨어: 「이제 과거가 공중에 떠 있지 않다. 미래를 이야기할 수 있다」. 너와 이야기하고 싶으셔. 직접. 월요일에. 최 부사장 없이, 나도 없이 — 난 통역만 할게.</w:t>
-      </w:r>
-    </w:p>
-    <w:p>
-      <w:pPr>
-        <w:pStyle w:val="BodyText"/>
-      </w:pPr>
-      <w:r>
-        <w:t xml:space="preserve">알렉세이: 최 부사장 없이? 무슨 얘기를?</w:t>
-      </w:r>
-    </w:p>
-    <w:p>
-      <w:pPr>
-        <w:pStyle w:val="BodyText"/>
-      </w:pPr>
-      <w:r>
-        <w:t xml:space="preserve">도윤: 유예. 이렇게 말씀하셨어: 「내가 먼저 제안하겠다. 그가 부탁할 때까지 기다리지 마라. 러시아 사람들은 부탁을 싫어한다 — 5년 동안 그걸 알았다. 차라리 차를 팔지」. 너 얘기야, 료샤. 담보 잡힌 네 아파트를 기억하셔.</w:t>
-      </w:r>
-    </w:p>
-    <w:p>
-      <w:pPr>
-        <w:pStyle w:val="BodyText"/>
-      </w:pPr>
-      <w:r>
-        <w:t xml:space="preserve">이리나: 먼저 유예를 제안하신다고요? 우리가 부탁하지 않아도?</w:t>
-      </w:r>
-    </w:p>
-    <w:p>
-      <w:pPr>
-        <w:pStyle w:val="BodyText"/>
-      </w:pPr>
-      <w:r>
-        <w:t xml:space="preserve">도윤: 그렇게 말씀하셨어. 하지만, 료샤… 숫자는 준비해. 어쨌든. 제안하시고 — 얼마가 필요한지 물으실 거야. 정확히. 루블 단위까지.</w:t>
-      </w:r>
-    </w:p>
-    <w:p>
-      <w:pPr>
-        <w:pStyle w:val="BodyText"/>
-      </w:pPr>
-      <w:r>
-        <w:t xml:space="preserve">알렉세이: 이리나?</w:t>
-      </w:r>
-    </w:p>
-    <w:p>
-      <w:pPr>
-        <w:pStyle w:val="BodyText"/>
-      </w:pPr>
-      <w:r>
-        <w:t xml:space="preserve">이리나: 루블 단위까지. 일지와 함께. 그리고 체온은 — 36.6도. 푹 잤어요.</w:t>
+        <w:t xml:space="preserve">이리나: 결산할게요. 송금은 5일 지연으로 완료됐고, 연체료는 없고, 우연한 환율 이득도 있었어요.</w:t>
+      </w:r>
+    </w:p>
+    <w:p>
+      <w:pPr>
+        <w:pStyle w:val="BodyText"/>
+      </w:pPr>
+      <w:r>
+        <w:t xml:space="preserve">올가: 그리고 교훈도요: 앞으로 모든 송금엔 제조사 확인서를 양식으로 미리 준비해요. 소희 씨가 이미 동의했어요.</w:t>
+      </w:r>
+    </w:p>
+    <w:p>
+      <w:pPr>
+        <w:pStyle w:val="BodyText"/>
+      </w:pPr>
+      <w:r>
+        <w:t xml:space="preserve">키릴: 그리고 알마티의 두 번째 계좌요. 아이게림이 자기 은행을 소개해 줬고, 월요일에 서류를 제출해요.</w:t>
+      </w:r>
+    </w:p>
+    <w:p>
+      <w:pPr>
+        <w:pStyle w:val="BodyText"/>
+      </w:pPr>
+      <w:r>
+        <w:t xml:space="preserve">아이게림: 알렉세이 니콜라예비치, 우리 은행은 준비됐어요. 다만 조건이 하나 있어요: 모든 게 투명해야 하고, 송금마다 계약서와 송장이 있어야 해요.</w:t>
+      </w:r>
+    </w:p>
+    <w:p>
+      <w:pPr>
+        <w:pStyle w:val="BodyText"/>
+      </w:pPr>
+      <w:r>
+        <w:t xml:space="preserve">알렉세이: 바로 그거예요. 대행인 말고 우리 계좌, 우리 서류로요. 우리 은행이 또 멈추면 당신 은행으로 갈게요.</w:t>
+      </w:r>
+    </w:p>
+    <w:p>
+      <w:pPr>
+        <w:pStyle w:val="BodyText"/>
+      </w:pPr>
+      <w:r>
+        <w:t xml:space="preserve">아이게림: 카자흐스탄은 아직 아니지만, 계좌는 이미 있어요. 좋아하시는 대로요.</w:t>
+      </w:r>
+    </w:p>
+    <w:p>
+      <w:pPr>
+        <w:pStyle w:val="BodyText"/>
+      </w:pPr>
+      <w:r>
+        <w:t xml:space="preserve">도윤: 료샤, 대표님이 서울에서 돌아오셔서 편지 스무 통을 다 읽으셨어, 아르카디와의 대화도.</w:t>
+      </w:r>
+    </w:p>
+    <w:p>
+      <w:pPr>
+        <w:pStyle w:val="BodyText"/>
+      </w:pPr>
+      <w:r>
+        <w:t xml:space="preserve">알렉세이: 스무 통 전부? 통역 없이 직접?</w:t>
+      </w:r>
+    </w:p>
+    <w:p>
+      <w:pPr>
+        <w:pStyle w:val="BodyText"/>
+      </w:pPr>
+      <w:r>
+        <w:t xml:space="preserve">도윤: 직접, 사전 들고 이틀 저녁 내내. 이렇게 말씀하셨어: 「이제 과거가 공중에 떠 있지 않으니, 미래를 이야기할 수 있다」. 월요일에 너와 직접 이야기하고 싶으셔. 최 부사장도 나도 없이, 난 통역만 할게.</w:t>
+      </w:r>
+    </w:p>
+    <w:p>
+      <w:pPr>
+        <w:pStyle w:val="BodyText"/>
+      </w:pPr>
+      <w:r>
+        <w:t xml:space="preserve">알렉세이: 최 부사장 없이? 무슨 얘기를 하시려고?</w:t>
+      </w:r>
+    </w:p>
+    <w:p>
+      <w:pPr>
+        <w:pStyle w:val="BodyText"/>
+      </w:pPr>
+      <w:r>
+        <w:t xml:space="preserve">도윤: 유예. 이렇게 말씀하셨어: 「내가 먼저 제안하겠다. 그가 부탁할 때까지 기다리지 마라. 러시아 사람들은 부탁을 싫어한다 — 5년 동안 그걸 알았다. 차라리 차를 팔지」. 료샤, 너 얘기야. 담보 잡힌 네 아파트를 기억하셔.</w:t>
+      </w:r>
+    </w:p>
+    <w:p>
+      <w:pPr>
+        <w:pStyle w:val="BodyText"/>
+      </w:pPr>
+      <w:r>
+        <w:t xml:space="preserve">이리나: 먼저 유예를 제안하신다고요? 우리가 부탁하지 않아도요?</w:t>
+      </w:r>
+    </w:p>
+    <w:p>
+      <w:pPr>
+        <w:pStyle w:val="BodyText"/>
+      </w:pPr>
+      <w:r>
+        <w:t xml:space="preserve">도윤: 그렇게 말씀하셨어. 하지만 료샤, 숫자는 어쨌든 준비해. 제안하시고 나서 얼마가 필요한지 정확히, 루블 단위까지 물으실 거야.</w:t>
+      </w:r>
+    </w:p>
+    <w:p>
+      <w:pPr>
+        <w:pStyle w:val="BodyText"/>
+      </w:pPr>
+      <w:r>
+        <w:t xml:space="preserve">알렉세이: 이리나, 월요일까지 루블 단위까지 계산할 수 있겠어?</w:t>
+      </w:r>
+    </w:p>
+    <w:p>
+      <w:pPr>
+        <w:pStyle w:val="BodyText"/>
+      </w:pPr>
+      <w:r>
+        <w:t xml:space="preserve">이리나: 루블 단위까지, 일지와 함께요. 그리고 이제 체온은 36.6도예요. 드디어 푹 잤거든요.</w:t>
       </w:r>
     </w:p>
     <w:bookmarkEnd w:id="37"/>
